--- a/inject-manager/Incident Response Template.docx
+++ b/inject-manager/Incident Response Template.docx
@@ -1,58 +1,63 @@
 
 <file path=word/document.xml><?xml version="1.0" encoding="utf-8"?>
-<w:document xmlns:wpc="http://schemas.microsoft.com/office/word/2010/wordprocessingCanvas" xmlns:cx="http://schemas.microsoft.com/office/drawing/2014/chartex" xmlns:cx1="http://schemas.microsoft.com/office/drawing/2015/9/8/chartex" xmlns:cx2="http://schemas.microsoft.com/office/drawing/2015/10/21/chartex" xmlns:cx3="http://schemas.microsoft.com/office/drawing/2016/5/9/chartex" xmlns:cx4="http://schemas.microsoft.com/office/drawing/2016/5/10/chartex" xmlns:cx5="http://schemas.microsoft.com/office/drawing/2016/5/11/chartex" xmlns:cx6="http://schemas.microsoft.com/office/drawing/2016/5/12/chartex" xmlns:cx7="http://schemas.microsoft.com/office/drawing/2016/5/13/chartex" xmlns:cx8="http://schemas.microsoft.com/office/drawing/2016/5/14/chartex" xmlns:mc="http://schemas.openxmlformats.org/markup-compatibility/2006" xmlns:aink="http://schemas.microsoft.com/office/drawing/2016/ink" xmlns:am3d="http://schemas.microsoft.com/office/drawing/2017/model3d" xmlns:o="urn:schemas-microsoft-com:office:office" xmlns:oel="http://schemas.microsoft.com/office/2019/extlst" xmlns:r="http://schemas.openxmlformats.org/officeDocument/2006/relationships" xmlns:m="http://schemas.openxmlformats.org/officeDocument/2006/math" xmlns:v="urn:schemas-microsoft-com:vml" xmlns:wp14="http://schemas.microsoft.com/office/word/2010/wordprocessingDrawing" xmlns:wp="http://schemas.openxmlformats.org/drawingml/2006/wordprocessingDrawing" xmlns:w10="urn:schemas-microsoft-com:office:word" xmlns:w="http://schemas.openxmlformats.org/wordprocessingml/2006/main" xmlns:w14="http://schemas.microsoft.com/office/word/2010/wordml" xmlns:w15="http://schemas.microsoft.com/office/word/2012/wordml" xmlns:w16cex="http://schemas.microsoft.com/office/word/2018/wordml/cex" xmlns:w16cid="http://schemas.microsoft.com/office/word/2016/wordml/cid" xmlns:w16="http://schemas.microsoft.com/office/word/2018/wordml" xmlns:w16du="http://schemas.microsoft.com/office/word/2023/wordml/word16du" xmlns:w16sdtdh="http://schemas.microsoft.com/office/word/2020/wordml/sdtdatahash" xmlns:w16sdtfl="http://schemas.microsoft.com/office/word/2024/wordml/sdtformatlock" xmlns:w16se="http://schemas.microsoft.com/office/word/2015/wordml/symex" xmlns:wpg="http://schemas.microsoft.com/office/word/2010/wordprocessingGroup" xmlns:wpi="http://schemas.microsoft.com/office/word/2010/wordprocessingInk" xmlns:wne="http://schemas.microsoft.com/office/word/2006/wordml" xmlns:wps="http://schemas.microsoft.com/office/word/2010/wordprocessingShape" mc:Ignorable="w14 w15 w16se w16cid w16 w16cex w16sdtdh w16sdtfl w16du wp14">
+<w:document xmlns:o="urn:schemas-microsoft-com:office:office" xmlns:r="http://schemas.openxmlformats.org/officeDocument/2006/relationships" xmlns:v="urn:schemas-microsoft-com:vml" xmlns:w="http://schemas.openxmlformats.org/wordprocessingml/2006/main" xmlns:w10="urn:schemas-microsoft-com:office:word" xmlns:wp="http://schemas.openxmlformats.org/drawingml/2006/wordprocessingDrawing" xmlns:pic="http://schemas.openxmlformats.org/drawingml/2006/picture" xmlns:wps="http://schemas.microsoft.com/office/word/2010/wordprocessingShape" xmlns:wpg="http://schemas.microsoft.com/office/word/2010/wordprocessingGroup" xmlns:mc="http://schemas.openxmlformats.org/markup-compatibility/2006" xmlns:wp14="http://schemas.microsoft.com/office/word/2010/wordprocessingDrawing" xmlns:w14="http://schemas.microsoft.com/office/word/2010/wordml" xmlns:w15="http://schemas.microsoft.com/office/word/2012/wordml" mc:Ignorable="w14 wp14 w15">
   <w:body>
     <w:tbl>
       <w:tblPr>
         <w:tblW w:w="5000" w:type="pct"/>
-        <w:tblBorders>
-          <w:top w:val="single" w:sz="4" w:space="0" w:color="auto"/>
-          <w:left w:val="single" w:sz="4" w:space="0" w:color="auto"/>
-          <w:bottom w:val="single" w:sz="4" w:space="0" w:color="auto"/>
-          <w:right w:val="single" w:sz="4" w:space="0" w:color="auto"/>
-          <w:insideH w:val="single" w:sz="4" w:space="0" w:color="auto"/>
-          <w:insideV w:val="single" w:sz="4" w:space="0" w:color="auto"/>
-        </w:tblBorders>
-        <w:tblLook w:val="0620" w:firstRow="1" w:lastRow="0" w:firstColumn="0" w:lastColumn="0" w:noHBand="1" w:noVBand="1"/>
+        <w:jc w:val="start"/>
+        <w:tblInd w:w="0" w:type="dxa"/>
+        <w:tblLayout w:type="fixed"/>
+        <w:tblCellMar>
+          <w:top w:w="0" w:type="dxa"/>
+          <w:start w:w="360" w:type="dxa"/>
+          <w:bottom w:w="0" w:type="dxa"/>
+          <w:end w:w="108" w:type="dxa"/>
+        </w:tblCellMar>
+        <w:tblLook w:val="0620" w:noHBand="1" w:noVBand="1" w:firstColumn="0" w:lastRow="0" w:lastColumn="0" w:firstRow="1"/>
       </w:tblPr>
       <w:tblGrid>
-        <w:gridCol w:w="6720"/>
+        <w:gridCol w:w="6725"/>
         <w:gridCol w:w="767"/>
-        <w:gridCol w:w="767"/>
-        <w:gridCol w:w="765"/>
+        <w:gridCol w:w="768"/>
+        <w:gridCol w:w="766"/>
       </w:tblGrid>
       <w:tr>
         <w:trPr>
-          <w:trHeight w:val="1353"/>
+          <w:trHeight w:val="1353" w:hRule="atLeast"/>
         </w:trPr>
         <w:tc>
           <w:tcPr>
-            <w:tcW w:w="3726" w:type="pct"/>
-            <w:shd w:val="clear" w:color="auto" w:fill="EEECE1"/>
-            <w:tcMar>
-              <w:left w:w="360" w:type="dxa"/>
-            </w:tcMar>
+            <w:tcW w:w="6725" w:type="dxa"/>
+            <w:tcBorders>
+              <w:top w:val="single" w:sz="4" w:space="0" w:color="000000"/>
+              <w:start w:val="single" w:sz="4" w:space="0" w:color="000000"/>
+              <w:bottom w:val="single" w:sz="4" w:space="0" w:color="000000"/>
+              <w:end w:val="single" w:sz="4" w:space="0" w:color="000000"/>
+            </w:tcBorders>
+            <w:shd w:color="auto" w:fill="EEECE1" w:val="clear"/>
             <w:vAlign w:val="center"/>
           </w:tcPr>
           <w:p>
             <w:pPr>
-              <w:spacing w:line="216" w:lineRule="auto"/>
+              <w:pStyle w:val="Normal"/>
+              <w:spacing w:lineRule="auto" w:line="216"/>
               <w:jc w:val="both"/>
               <w:rPr>
-                <w:rFonts w:ascii="Aptos" w:eastAsia="Times New Roman" w:hAnsi="Aptos" w:cs="Times New Roman"/>
+                <w:rFonts w:ascii="Aptos" w:hAnsi="Aptos" w:eastAsia="Times New Roman" w:cs="Times New Roman"/>
                 <w:b/>
                 <w:bCs/>
-                <w:color w:val="000000" w:themeColor="text1"/>
+                <w:color w:themeColor="text1" w:val="000000"/>
                 <w:sz w:val="28"/>
                 <w:szCs w:val="56"/>
               </w:rPr>
             </w:pPr>
             <w:r>
               <w:rPr>
-                <w:rFonts w:ascii="Aptos" w:eastAsia="Times New Roman" w:hAnsi="Aptos" w:cs="Times New Roman"/>
+                <w:rFonts w:eastAsia="Times New Roman" w:cs="Times New Roman" w:ascii="Aptos" w:hAnsi="Aptos"/>
                 <w:b/>
                 <w:bCs/>
-                <w:color w:val="000000" w:themeColor="text1"/>
+                <w:color w:themeColor="text1" w:val="000000"/>
                 <w:sz w:val="28"/>
                 <w:szCs w:val="56"/>
               </w:rPr>
@@ -61,31 +66,39 @@
           </w:p>
           <w:p>
             <w:pPr>
-              <w:spacing w:line="240" w:lineRule="auto"/>
+              <w:pStyle w:val="Normal"/>
+              <w:spacing w:lineRule="auto" w:line="240"/>
               <w:jc w:val="both"/>
               <w:rPr>
                 <w:rFonts w:ascii="Aptos" w:hAnsi="Aptos"/>
-                <w:color w:val="000000" w:themeColor="text1"/>
+                <w:color w:themeColor="text1" w:val="000000"/>
               </w:rPr>
             </w:pPr>
+            <w:r>
+              <w:rPr>
+                <w:rFonts w:ascii="Aptos" w:hAnsi="Aptos"/>
+                <w:color w:themeColor="text1" w:val="000000"/>
+              </w:rPr>
+            </w:r>
           </w:p>
           <w:p>
             <w:pPr>
-              <w:spacing w:line="216" w:lineRule="auto"/>
+              <w:pStyle w:val="Normal"/>
+              <w:spacing w:lineRule="auto" w:line="216"/>
               <w:jc w:val="both"/>
               <w:rPr>
-                <w:rFonts w:ascii="Aptos" w:eastAsia="Times New Roman" w:hAnsi="Aptos" w:cs="Times New Roman"/>
+                <w:rFonts w:ascii="Aptos" w:hAnsi="Aptos" w:eastAsia="Times New Roman" w:cs="Times New Roman"/>
                 <w:color w:val="78230C"/>
                 <w:sz w:val="24"/>
                 <w:szCs w:val="24"/>
               </w:rPr>
             </w:pPr>
-            <w:bookmarkStart w:id="0" w:name="_heading=h.v7nbyfklm35g" w:colFirst="0" w:colLast="0"/>
+            <w:bookmarkStart w:id="0" w:name="_heading=h.v7nbyfklm35g"/>
             <w:bookmarkEnd w:id="0"/>
             <w:r>
               <w:rPr>
-                <w:rFonts w:ascii="Aptos" w:eastAsia="Times New Roman" w:hAnsi="Aptos" w:cs="Times New Roman"/>
-                <w:color w:val="000000" w:themeColor="text1"/>
+                <w:rFonts w:eastAsia="Times New Roman" w:cs="Times New Roman" w:ascii="Aptos" w:hAnsi="Aptos"/>
+                <w:color w:themeColor="text1" w:val="000000"/>
                 <w:sz w:val="24"/>
                 <w:szCs w:val="24"/>
               </w:rPr>
@@ -95,114 +108,170 @@
         </w:tc>
         <w:tc>
           <w:tcPr>
-            <w:tcW w:w="425" w:type="pct"/>
-            <w:shd w:val="clear" w:color="auto" w:fill="E84C22"/>
+            <w:tcW w:w="767" w:type="dxa"/>
+            <w:tcBorders>
+              <w:top w:val="single" w:sz="4" w:space="0" w:color="000000"/>
+              <w:start w:val="single" w:sz="4" w:space="0" w:color="000000"/>
+              <w:bottom w:val="single" w:sz="4" w:space="0" w:color="000000"/>
+              <w:end w:val="single" w:sz="4" w:space="0" w:color="000000"/>
+            </w:tcBorders>
+            <w:shd w:fill="355269" w:val="clear"/>
+            <w:tcMar>
+              <w:start w:w="108" w:type="dxa"/>
+            </w:tcMar>
             <w:vAlign w:val="center"/>
           </w:tcPr>
           <w:p>
             <w:pPr>
-              <w:spacing w:line="240" w:lineRule="auto"/>
+              <w:pStyle w:val="Normal"/>
+              <w:spacing w:lineRule="auto" w:line="240"/>
               <w:jc w:val="both"/>
               <w:rPr>
                 <w:rFonts w:ascii="Aptos" w:hAnsi="Aptos"/>
                 <w:color w:val="000000"/>
+                <w:highlight w:val="none"/>
+                <w:shd w:fill="auto" w:val="clear"/>
               </w:rPr>
             </w:pPr>
+            <w:r>
+              <w:rPr>
+                <w:rFonts w:ascii="Aptos" w:hAnsi="Aptos"/>
+                <w:color w:val="000000"/>
+                <w:shd w:fill="auto" w:val="clear"/>
+              </w:rPr>
+            </w:r>
           </w:p>
         </w:tc>
         <w:tc>
           <w:tcPr>
-            <w:tcW w:w="425" w:type="pct"/>
-            <w:shd w:val="clear" w:color="auto" w:fill="FFBD47"/>
+            <w:tcW w:w="768" w:type="dxa"/>
+            <w:tcBorders>
+              <w:top w:val="single" w:sz="4" w:space="0" w:color="000000"/>
+              <w:start w:val="single" w:sz="4" w:space="0" w:color="000000"/>
+              <w:bottom w:val="single" w:sz="4" w:space="0" w:color="000000"/>
+              <w:end w:val="single" w:sz="4" w:space="0" w:color="000000"/>
+            </w:tcBorders>
+            <w:shd w:fill="3465A4" w:val="clear"/>
+            <w:tcMar>
+              <w:start w:w="108" w:type="dxa"/>
+            </w:tcMar>
             <w:vAlign w:val="center"/>
           </w:tcPr>
           <w:p>
             <w:pPr>
-              <w:spacing w:line="240" w:lineRule="auto"/>
+              <w:pStyle w:val="Normal"/>
+              <w:spacing w:lineRule="auto" w:line="240"/>
               <w:jc w:val="both"/>
               <w:rPr>
                 <w:rFonts w:ascii="Aptos" w:hAnsi="Aptos"/>
                 <w:color w:val="000000"/>
               </w:rPr>
             </w:pPr>
+            <w:r>
+              <w:rPr>
+                <w:rFonts w:ascii="Aptos" w:hAnsi="Aptos"/>
+                <w:color w:val="000000"/>
+              </w:rPr>
+            </w:r>
           </w:p>
         </w:tc>
         <w:tc>
           <w:tcPr>
-            <w:tcW w:w="425" w:type="pct"/>
-            <w:shd w:val="clear" w:color="auto" w:fill="B64926"/>
+            <w:tcW w:w="766" w:type="dxa"/>
+            <w:tcBorders>
+              <w:top w:val="single" w:sz="4" w:space="0" w:color="000000"/>
+              <w:start w:val="single" w:sz="4" w:space="0" w:color="000000"/>
+              <w:bottom w:val="single" w:sz="4" w:space="0" w:color="000000"/>
+              <w:end w:val="single" w:sz="4" w:space="0" w:color="000000"/>
+            </w:tcBorders>
+            <w:shd w:fill="729FCF" w:val="clear"/>
+            <w:tcMar>
+              <w:start w:w="108" w:type="dxa"/>
+            </w:tcMar>
             <w:vAlign w:val="center"/>
           </w:tcPr>
           <w:p>
             <w:pPr>
-              <w:spacing w:line="240" w:lineRule="auto"/>
+              <w:pStyle w:val="Normal"/>
+              <w:spacing w:lineRule="auto" w:line="240"/>
               <w:jc w:val="both"/>
               <w:rPr>
                 <w:rFonts w:ascii="Aptos" w:hAnsi="Aptos"/>
                 <w:color w:val="000000"/>
               </w:rPr>
             </w:pPr>
+            <w:r>
+              <w:rPr>
+                <w:rFonts w:ascii="Aptos" w:hAnsi="Aptos"/>
+                <w:color w:val="000000"/>
+              </w:rPr>
+            </w:r>
           </w:p>
         </w:tc>
       </w:tr>
     </w:tbl>
     <w:p>
       <w:pPr>
-        <w:spacing w:after="200"/>
+        <w:pStyle w:val="Normal"/>
+        <w:spacing w:before="0" w:after="200"/>
         <w:jc w:val="center"/>
         <w:rPr>
-          <w:rFonts w:ascii="Helvetica Neue" w:eastAsia="Helvetica Neue" w:hAnsi="Helvetica Neue" w:cs="Helvetica Neue"/>
+          <w:rFonts w:ascii="Helvetica Neue" w:hAnsi="Helvetica Neue" w:eastAsia="Helvetica Neue" w:cs="Helvetica Neue"/>
           <w:b/>
           <w:sz w:val="32"/>
           <w:szCs w:val="32"/>
         </w:rPr>
       </w:pPr>
+      <w:r>
+        <w:rPr>
+          <w:rFonts w:eastAsia="Helvetica Neue" w:cs="Helvetica Neue" w:ascii="Helvetica Neue" w:hAnsi="Helvetica Neue"/>
+          <w:b/>
+          <w:sz w:val="32"/>
+          <w:szCs w:val="32"/>
+        </w:rPr>
+      </w:r>
     </w:p>
     <w:tbl>
       <w:tblPr>
         <w:tblStyle w:val="a"/>
         <w:tblW w:w="9029" w:type="dxa"/>
-        <w:tblBorders>
-          <w:top w:val="single" w:sz="8" w:space="0" w:color="000000"/>
-          <w:left w:val="single" w:sz="8" w:space="0" w:color="000000"/>
-          <w:bottom w:val="single" w:sz="8" w:space="0" w:color="000000"/>
-          <w:right w:val="single" w:sz="8" w:space="0" w:color="000000"/>
-          <w:insideH w:val="single" w:sz="8" w:space="0" w:color="000000"/>
-          <w:insideV w:val="single" w:sz="8" w:space="0" w:color="000000"/>
-        </w:tblBorders>
+        <w:jc w:val="start"/>
+        <w:tblInd w:w="0" w:type="dxa"/>
         <w:tblLayout w:type="fixed"/>
-        <w:tblLook w:val="0600" w:firstRow="0" w:lastRow="0" w:firstColumn="0" w:lastColumn="0" w:noHBand="1" w:noVBand="1"/>
+        <w:tblCellMar>
+          <w:top w:w="100" w:type="dxa"/>
+          <w:start w:w="100" w:type="dxa"/>
+          <w:bottom w:w="100" w:type="dxa"/>
+          <w:end w:w="100" w:type="dxa"/>
+        </w:tblCellMar>
+        <w:tblLook w:val="0600" w:noHBand="1" w:noVBand="1" w:firstColumn="0" w:lastRow="0" w:lastColumn="0" w:firstRow="0"/>
       </w:tblPr>
       <w:tblGrid>
         <w:gridCol w:w="4514"/>
         <w:gridCol w:w="4515"/>
       </w:tblGrid>
       <w:tr>
+        <w:trPr/>
         <w:tc>
           <w:tcPr>
             <w:tcW w:w="4514" w:type="dxa"/>
-            <w:shd w:val="clear" w:color="auto" w:fill="auto"/>
-            <w:tcMar>
-              <w:top w:w="100" w:type="dxa"/>
-              <w:left w:w="100" w:type="dxa"/>
-              <w:bottom w:w="100" w:type="dxa"/>
-              <w:right w:w="100" w:type="dxa"/>
-            </w:tcMar>
+            <w:tcBorders>
+              <w:top w:val="single" w:sz="8" w:space="0" w:color="000000"/>
+              <w:start w:val="single" w:sz="8" w:space="0" w:color="000000"/>
+              <w:bottom w:val="single" w:sz="8" w:space="0" w:color="000000"/>
+              <w:end w:val="single" w:sz="8" w:space="0" w:color="000000"/>
+            </w:tcBorders>
+            <w:shd w:color="auto" w:fill="auto" w:val="clear"/>
           </w:tcPr>
           <w:p>
             <w:pPr>
-              <w:widowControl w:val="0"/>
-              <w:pBdr>
-                <w:top w:val="nil"/>
-                <w:left w:val="nil"/>
-                <w:bottom w:val="nil"/>
-                <w:right w:val="nil"/>
-                <w:between w:val="nil"/>
-              </w:pBdr>
-              <w:spacing w:line="240" w:lineRule="auto"/>
-              <w:jc w:val="right"/>
-              <w:rPr>
-                <w:rFonts w:ascii="Aptos" w:eastAsia="Helvetica Neue" w:hAnsi="Aptos" w:cs="Helvetica Neue"/>
+              <w:pStyle w:val="Normal"/>
+              <w:widowControl w:val="false"/>
+              <w:pBdr/>
+              <w:spacing w:lineRule="auto" w:line="240"/>
+              <w:jc w:val="end"/>
+              <w:rPr>
+                <w:rFonts w:ascii="Aptos" w:hAnsi="Aptos" w:eastAsia="Helvetica Neue" w:cs="Helvetica Neue"/>
                 <w:b/>
                 <w:sz w:val="24"/>
                 <w:szCs w:val="24"/>
@@ -210,7 +279,7 @@
             </w:pPr>
             <w:r>
               <w:rPr>
-                <w:rFonts w:ascii="Aptos" w:eastAsia="Helvetica Neue" w:hAnsi="Aptos" w:cs="Helvetica Neue"/>
+                <w:rFonts w:eastAsia="Helvetica Neue" w:cs="Helvetica Neue" w:ascii="Aptos" w:hAnsi="Aptos"/>
                 <w:b/>
                 <w:sz w:val="24"/>
                 <w:szCs w:val="24"/>
@@ -221,61 +290,59 @@
         </w:tc>
         <w:tc>
           <w:tcPr>
-            <w:tcW w:w="4514" w:type="dxa"/>
-            <w:shd w:val="clear" w:color="auto" w:fill="auto"/>
-            <w:tcMar>
-              <w:top w:w="100" w:type="dxa"/>
-              <w:left w:w="100" w:type="dxa"/>
-              <w:bottom w:w="100" w:type="dxa"/>
-              <w:right w:w="100" w:type="dxa"/>
-            </w:tcMar>
+            <w:tcW w:w="4515" w:type="dxa"/>
+            <w:tcBorders>
+              <w:top w:val="single" w:sz="8" w:space="0" w:color="000000"/>
+              <w:start w:val="single" w:sz="8" w:space="0" w:color="000000"/>
+              <w:bottom w:val="single" w:sz="8" w:space="0" w:color="000000"/>
+              <w:end w:val="single" w:sz="8" w:space="0" w:color="000000"/>
+            </w:tcBorders>
+            <w:shd w:color="auto" w:fill="auto" w:val="clear"/>
           </w:tcPr>
           <w:p>
             <w:pPr>
-              <w:widowControl w:val="0"/>
-              <w:pBdr>
-                <w:top w:val="nil"/>
-                <w:left w:val="nil"/>
-                <w:bottom w:val="nil"/>
-                <w:right w:val="nil"/>
-                <w:between w:val="nil"/>
-              </w:pBdr>
-              <w:spacing w:line="240" w:lineRule="auto"/>
-              <w:rPr>
-                <w:rFonts w:ascii="Aptos" w:eastAsia="Helvetica Neue" w:hAnsi="Aptos" w:cs="Helvetica Neue"/>
+              <w:pStyle w:val="Normal"/>
+              <w:widowControl w:val="false"/>
+              <w:pBdr/>
+              <w:spacing w:lineRule="auto" w:line="240"/>
+              <w:rPr>
+                <w:rFonts w:ascii="Aptos" w:hAnsi="Aptos" w:eastAsia="Helvetica Neue" w:cs="Helvetica Neue"/>
                 <w:sz w:val="24"/>
                 <w:szCs w:val="24"/>
               </w:rPr>
             </w:pPr>
+            <w:r>
+              <w:rPr>
+                <w:rFonts w:eastAsia="Helvetica Neue" w:cs="Helvetica Neue" w:ascii="Aptos" w:hAnsi="Aptos"/>
+                <w:sz w:val="24"/>
+                <w:szCs w:val="24"/>
+              </w:rPr>
+            </w:r>
           </w:p>
         </w:tc>
       </w:tr>
       <w:tr>
+        <w:trPr/>
         <w:tc>
           <w:tcPr>
             <w:tcW w:w="4514" w:type="dxa"/>
-            <w:shd w:val="clear" w:color="auto" w:fill="auto"/>
-            <w:tcMar>
-              <w:top w:w="100" w:type="dxa"/>
-              <w:left w:w="100" w:type="dxa"/>
-              <w:bottom w:w="100" w:type="dxa"/>
-              <w:right w:w="100" w:type="dxa"/>
-            </w:tcMar>
+            <w:tcBorders>
+              <w:top w:val="single" w:sz="8" w:space="0" w:color="000000"/>
+              <w:start w:val="single" w:sz="8" w:space="0" w:color="000000"/>
+              <w:bottom w:val="single" w:sz="8" w:space="0" w:color="000000"/>
+              <w:end w:val="single" w:sz="8" w:space="0" w:color="000000"/>
+            </w:tcBorders>
+            <w:shd w:color="auto" w:fill="auto" w:val="clear"/>
           </w:tcPr>
           <w:p>
             <w:pPr>
-              <w:widowControl w:val="0"/>
-              <w:pBdr>
-                <w:top w:val="nil"/>
-                <w:left w:val="nil"/>
-                <w:bottom w:val="nil"/>
-                <w:right w:val="nil"/>
-                <w:between w:val="nil"/>
-              </w:pBdr>
-              <w:spacing w:line="240" w:lineRule="auto"/>
-              <w:jc w:val="right"/>
-              <w:rPr>
-                <w:rFonts w:ascii="Aptos" w:eastAsia="Helvetica Neue" w:hAnsi="Aptos" w:cs="Helvetica Neue"/>
+              <w:pStyle w:val="Normal"/>
+              <w:widowControl w:val="false"/>
+              <w:pBdr/>
+              <w:spacing w:lineRule="auto" w:line="240"/>
+              <w:jc w:val="end"/>
+              <w:rPr>
+                <w:rFonts w:ascii="Aptos" w:hAnsi="Aptos" w:eastAsia="Helvetica Neue" w:cs="Helvetica Neue"/>
                 <w:b/>
                 <w:sz w:val="24"/>
                 <w:szCs w:val="24"/>
@@ -283,7 +350,7 @@
             </w:pPr>
             <w:r>
               <w:rPr>
-                <w:rFonts w:ascii="Aptos" w:eastAsia="Helvetica Neue" w:hAnsi="Aptos" w:cs="Helvetica Neue"/>
+                <w:rFonts w:eastAsia="Helvetica Neue" w:cs="Helvetica Neue" w:ascii="Aptos" w:hAnsi="Aptos"/>
                 <w:b/>
                 <w:sz w:val="24"/>
                 <w:szCs w:val="24"/>
@@ -294,61 +361,59 @@
         </w:tc>
         <w:tc>
           <w:tcPr>
-            <w:tcW w:w="4514" w:type="dxa"/>
-            <w:shd w:val="clear" w:color="auto" w:fill="auto"/>
-            <w:tcMar>
-              <w:top w:w="100" w:type="dxa"/>
-              <w:left w:w="100" w:type="dxa"/>
-              <w:bottom w:w="100" w:type="dxa"/>
-              <w:right w:w="100" w:type="dxa"/>
-            </w:tcMar>
+            <w:tcW w:w="4515" w:type="dxa"/>
+            <w:tcBorders>
+              <w:top w:val="single" w:sz="8" w:space="0" w:color="000000"/>
+              <w:start w:val="single" w:sz="8" w:space="0" w:color="000000"/>
+              <w:bottom w:val="single" w:sz="8" w:space="0" w:color="000000"/>
+              <w:end w:val="single" w:sz="8" w:space="0" w:color="000000"/>
+            </w:tcBorders>
+            <w:shd w:color="auto" w:fill="auto" w:val="clear"/>
           </w:tcPr>
           <w:p>
             <w:pPr>
-              <w:widowControl w:val="0"/>
-              <w:pBdr>
-                <w:top w:val="nil"/>
-                <w:left w:val="nil"/>
-                <w:bottom w:val="nil"/>
-                <w:right w:val="nil"/>
-                <w:between w:val="nil"/>
-              </w:pBdr>
-              <w:spacing w:line="240" w:lineRule="auto"/>
-              <w:rPr>
-                <w:rFonts w:ascii="Aptos" w:eastAsia="Helvetica Neue" w:hAnsi="Aptos" w:cs="Helvetica Neue"/>
+              <w:pStyle w:val="Normal"/>
+              <w:widowControl w:val="false"/>
+              <w:pBdr/>
+              <w:spacing w:lineRule="auto" w:line="240"/>
+              <w:rPr>
+                <w:rFonts w:ascii="Aptos" w:hAnsi="Aptos" w:eastAsia="Helvetica Neue" w:cs="Helvetica Neue"/>
                 <w:sz w:val="24"/>
                 <w:szCs w:val="24"/>
               </w:rPr>
             </w:pPr>
+            <w:r>
+              <w:rPr>
+                <w:rFonts w:eastAsia="Helvetica Neue" w:cs="Helvetica Neue" w:ascii="Aptos" w:hAnsi="Aptos"/>
+                <w:sz w:val="24"/>
+                <w:szCs w:val="24"/>
+              </w:rPr>
+            </w:r>
           </w:p>
         </w:tc>
       </w:tr>
       <w:tr>
+        <w:trPr/>
         <w:tc>
           <w:tcPr>
             <w:tcW w:w="4514" w:type="dxa"/>
-            <w:shd w:val="clear" w:color="auto" w:fill="auto"/>
-            <w:tcMar>
-              <w:top w:w="100" w:type="dxa"/>
-              <w:left w:w="100" w:type="dxa"/>
-              <w:bottom w:w="100" w:type="dxa"/>
-              <w:right w:w="100" w:type="dxa"/>
-            </w:tcMar>
+            <w:tcBorders>
+              <w:top w:val="single" w:sz="8" w:space="0" w:color="000000"/>
+              <w:start w:val="single" w:sz="8" w:space="0" w:color="000000"/>
+              <w:bottom w:val="single" w:sz="8" w:space="0" w:color="000000"/>
+              <w:end w:val="single" w:sz="8" w:space="0" w:color="000000"/>
+            </w:tcBorders>
+            <w:shd w:color="auto" w:fill="auto" w:val="clear"/>
           </w:tcPr>
           <w:p>
             <w:pPr>
-              <w:widowControl w:val="0"/>
-              <w:pBdr>
-                <w:top w:val="nil"/>
-                <w:left w:val="nil"/>
-                <w:bottom w:val="nil"/>
-                <w:right w:val="nil"/>
-                <w:between w:val="nil"/>
-              </w:pBdr>
-              <w:spacing w:line="240" w:lineRule="auto"/>
-              <w:jc w:val="right"/>
-              <w:rPr>
-                <w:rFonts w:ascii="Aptos" w:eastAsia="Helvetica Neue" w:hAnsi="Aptos" w:cs="Helvetica Neue"/>
+              <w:pStyle w:val="Normal"/>
+              <w:widowControl w:val="false"/>
+              <w:pBdr/>
+              <w:spacing w:lineRule="auto" w:line="240"/>
+              <w:jc w:val="end"/>
+              <w:rPr>
+                <w:rFonts w:ascii="Aptos" w:hAnsi="Aptos" w:eastAsia="Helvetica Neue" w:cs="Helvetica Neue"/>
                 <w:b/>
                 <w:sz w:val="24"/>
                 <w:szCs w:val="24"/>
@@ -356,7 +421,7 @@
             </w:pPr>
             <w:r>
               <w:rPr>
-                <w:rFonts w:ascii="Aptos" w:eastAsia="Helvetica Neue" w:hAnsi="Aptos" w:cs="Helvetica Neue"/>
+                <w:rFonts w:eastAsia="Helvetica Neue" w:cs="Helvetica Neue" w:ascii="Aptos" w:hAnsi="Aptos"/>
                 <w:b/>
                 <w:sz w:val="24"/>
                 <w:szCs w:val="24"/>
@@ -367,61 +432,59 @@
         </w:tc>
         <w:tc>
           <w:tcPr>
-            <w:tcW w:w="4514" w:type="dxa"/>
-            <w:shd w:val="clear" w:color="auto" w:fill="auto"/>
-            <w:tcMar>
-              <w:top w:w="100" w:type="dxa"/>
-              <w:left w:w="100" w:type="dxa"/>
-              <w:bottom w:w="100" w:type="dxa"/>
-              <w:right w:w="100" w:type="dxa"/>
-            </w:tcMar>
+            <w:tcW w:w="4515" w:type="dxa"/>
+            <w:tcBorders>
+              <w:top w:val="single" w:sz="8" w:space="0" w:color="000000"/>
+              <w:start w:val="single" w:sz="8" w:space="0" w:color="000000"/>
+              <w:bottom w:val="single" w:sz="8" w:space="0" w:color="000000"/>
+              <w:end w:val="single" w:sz="8" w:space="0" w:color="000000"/>
+            </w:tcBorders>
+            <w:shd w:color="auto" w:fill="auto" w:val="clear"/>
           </w:tcPr>
           <w:p>
             <w:pPr>
-              <w:widowControl w:val="0"/>
-              <w:pBdr>
-                <w:top w:val="nil"/>
-                <w:left w:val="nil"/>
-                <w:bottom w:val="nil"/>
-                <w:right w:val="nil"/>
-                <w:between w:val="nil"/>
-              </w:pBdr>
-              <w:spacing w:line="240" w:lineRule="auto"/>
-              <w:rPr>
-                <w:rFonts w:ascii="Aptos" w:eastAsia="Helvetica Neue" w:hAnsi="Aptos" w:cs="Helvetica Neue"/>
+              <w:pStyle w:val="Normal"/>
+              <w:widowControl w:val="false"/>
+              <w:pBdr/>
+              <w:spacing w:lineRule="auto" w:line="240"/>
+              <w:rPr>
+                <w:rFonts w:ascii="Aptos" w:hAnsi="Aptos" w:eastAsia="Helvetica Neue" w:cs="Helvetica Neue"/>
                 <w:sz w:val="24"/>
                 <w:szCs w:val="24"/>
               </w:rPr>
             </w:pPr>
+            <w:r>
+              <w:rPr>
+                <w:rFonts w:eastAsia="Helvetica Neue" w:cs="Helvetica Neue" w:ascii="Aptos" w:hAnsi="Aptos"/>
+                <w:sz w:val="24"/>
+                <w:szCs w:val="24"/>
+              </w:rPr>
+            </w:r>
           </w:p>
         </w:tc>
       </w:tr>
       <w:tr>
+        <w:trPr/>
         <w:tc>
           <w:tcPr>
             <w:tcW w:w="4514" w:type="dxa"/>
-            <w:shd w:val="clear" w:color="auto" w:fill="auto"/>
-            <w:tcMar>
-              <w:top w:w="100" w:type="dxa"/>
-              <w:left w:w="100" w:type="dxa"/>
-              <w:bottom w:w="100" w:type="dxa"/>
-              <w:right w:w="100" w:type="dxa"/>
-            </w:tcMar>
+            <w:tcBorders>
+              <w:top w:val="single" w:sz="8" w:space="0" w:color="000000"/>
+              <w:start w:val="single" w:sz="8" w:space="0" w:color="000000"/>
+              <w:bottom w:val="single" w:sz="8" w:space="0" w:color="000000"/>
+              <w:end w:val="single" w:sz="8" w:space="0" w:color="000000"/>
+            </w:tcBorders>
+            <w:shd w:color="auto" w:fill="auto" w:val="clear"/>
           </w:tcPr>
           <w:p>
             <w:pPr>
-              <w:widowControl w:val="0"/>
-              <w:pBdr>
-                <w:top w:val="nil"/>
-                <w:left w:val="nil"/>
-                <w:bottom w:val="nil"/>
-                <w:right w:val="nil"/>
-                <w:between w:val="nil"/>
-              </w:pBdr>
-              <w:spacing w:line="240" w:lineRule="auto"/>
-              <w:jc w:val="right"/>
-              <w:rPr>
-                <w:rFonts w:ascii="Aptos" w:eastAsia="Helvetica Neue" w:hAnsi="Aptos" w:cs="Helvetica Neue"/>
+              <w:pStyle w:val="Normal"/>
+              <w:widowControl w:val="false"/>
+              <w:pBdr/>
+              <w:spacing w:lineRule="auto" w:line="240"/>
+              <w:jc w:val="end"/>
+              <w:rPr>
+                <w:rFonts w:ascii="Aptos" w:hAnsi="Aptos" w:eastAsia="Helvetica Neue" w:cs="Helvetica Neue"/>
                 <w:b/>
                 <w:sz w:val="24"/>
                 <w:szCs w:val="24"/>
@@ -429,7 +492,7 @@
             </w:pPr>
             <w:r>
               <w:rPr>
-                <w:rFonts w:ascii="Aptos" w:eastAsia="Helvetica Neue" w:hAnsi="Aptos" w:cs="Helvetica Neue"/>
+                <w:rFonts w:eastAsia="Helvetica Neue" w:cs="Helvetica Neue" w:ascii="Aptos" w:hAnsi="Aptos"/>
                 <w:b/>
                 <w:sz w:val="24"/>
                 <w:szCs w:val="24"/>
@@ -440,61 +503,59 @@
         </w:tc>
         <w:tc>
           <w:tcPr>
-            <w:tcW w:w="4514" w:type="dxa"/>
-            <w:shd w:val="clear" w:color="auto" w:fill="auto"/>
-            <w:tcMar>
-              <w:top w:w="100" w:type="dxa"/>
-              <w:left w:w="100" w:type="dxa"/>
-              <w:bottom w:w="100" w:type="dxa"/>
-              <w:right w:w="100" w:type="dxa"/>
-            </w:tcMar>
+            <w:tcW w:w="4515" w:type="dxa"/>
+            <w:tcBorders>
+              <w:top w:val="single" w:sz="8" w:space="0" w:color="000000"/>
+              <w:start w:val="single" w:sz="8" w:space="0" w:color="000000"/>
+              <w:bottom w:val="single" w:sz="8" w:space="0" w:color="000000"/>
+              <w:end w:val="single" w:sz="8" w:space="0" w:color="000000"/>
+            </w:tcBorders>
+            <w:shd w:color="auto" w:fill="auto" w:val="clear"/>
           </w:tcPr>
           <w:p>
             <w:pPr>
-              <w:widowControl w:val="0"/>
-              <w:pBdr>
-                <w:top w:val="nil"/>
-                <w:left w:val="nil"/>
-                <w:bottom w:val="nil"/>
-                <w:right w:val="nil"/>
-                <w:between w:val="nil"/>
-              </w:pBdr>
-              <w:spacing w:line="240" w:lineRule="auto"/>
-              <w:rPr>
-                <w:rFonts w:ascii="Aptos" w:eastAsia="Helvetica Neue" w:hAnsi="Aptos" w:cs="Helvetica Neue"/>
+              <w:pStyle w:val="Normal"/>
+              <w:widowControl w:val="false"/>
+              <w:pBdr/>
+              <w:spacing w:lineRule="auto" w:line="240"/>
+              <w:rPr>
+                <w:rFonts w:ascii="Aptos" w:hAnsi="Aptos" w:eastAsia="Helvetica Neue" w:cs="Helvetica Neue"/>
                 <w:sz w:val="24"/>
                 <w:szCs w:val="24"/>
               </w:rPr>
             </w:pPr>
+            <w:r>
+              <w:rPr>
+                <w:rFonts w:eastAsia="Helvetica Neue" w:cs="Helvetica Neue" w:ascii="Aptos" w:hAnsi="Aptos"/>
+                <w:sz w:val="24"/>
+                <w:szCs w:val="24"/>
+              </w:rPr>
+            </w:r>
           </w:p>
         </w:tc>
       </w:tr>
       <w:tr>
+        <w:trPr/>
         <w:tc>
           <w:tcPr>
             <w:tcW w:w="4514" w:type="dxa"/>
-            <w:shd w:val="clear" w:color="auto" w:fill="auto"/>
-            <w:tcMar>
-              <w:top w:w="100" w:type="dxa"/>
-              <w:left w:w="100" w:type="dxa"/>
-              <w:bottom w:w="100" w:type="dxa"/>
-              <w:right w:w="100" w:type="dxa"/>
-            </w:tcMar>
+            <w:tcBorders>
+              <w:top w:val="single" w:sz="8" w:space="0" w:color="000000"/>
+              <w:start w:val="single" w:sz="8" w:space="0" w:color="000000"/>
+              <w:bottom w:val="single" w:sz="8" w:space="0" w:color="000000"/>
+              <w:end w:val="single" w:sz="8" w:space="0" w:color="000000"/>
+            </w:tcBorders>
+            <w:shd w:color="auto" w:fill="auto" w:val="clear"/>
           </w:tcPr>
           <w:p>
             <w:pPr>
-              <w:widowControl w:val="0"/>
-              <w:pBdr>
-                <w:top w:val="nil"/>
-                <w:left w:val="nil"/>
-                <w:bottom w:val="nil"/>
-                <w:right w:val="nil"/>
-                <w:between w:val="nil"/>
-              </w:pBdr>
-              <w:spacing w:line="240" w:lineRule="auto"/>
-              <w:jc w:val="right"/>
-              <w:rPr>
-                <w:rFonts w:ascii="Aptos" w:eastAsia="Helvetica Neue" w:hAnsi="Aptos" w:cs="Helvetica Neue"/>
+              <w:pStyle w:val="Normal"/>
+              <w:widowControl w:val="false"/>
+              <w:pBdr/>
+              <w:spacing w:lineRule="auto" w:line="240"/>
+              <w:jc w:val="end"/>
+              <w:rPr>
+                <w:rFonts w:ascii="Aptos" w:hAnsi="Aptos" w:eastAsia="Helvetica Neue" w:cs="Helvetica Neue"/>
                 <w:b/>
                 <w:sz w:val="24"/>
                 <w:szCs w:val="24"/>
@@ -502,7 +563,7 @@
             </w:pPr>
             <w:r>
               <w:rPr>
-                <w:rFonts w:ascii="Aptos" w:eastAsia="Helvetica Neue" w:hAnsi="Aptos" w:cs="Helvetica Neue"/>
+                <w:rFonts w:eastAsia="Helvetica Neue" w:cs="Helvetica Neue" w:ascii="Aptos" w:hAnsi="Aptos"/>
                 <w:b/>
                 <w:sz w:val="24"/>
                 <w:szCs w:val="24"/>
@@ -513,61 +574,59 @@
         </w:tc>
         <w:tc>
           <w:tcPr>
-            <w:tcW w:w="4514" w:type="dxa"/>
-            <w:shd w:val="clear" w:color="auto" w:fill="auto"/>
-            <w:tcMar>
-              <w:top w:w="100" w:type="dxa"/>
-              <w:left w:w="100" w:type="dxa"/>
-              <w:bottom w:w="100" w:type="dxa"/>
-              <w:right w:w="100" w:type="dxa"/>
-            </w:tcMar>
+            <w:tcW w:w="4515" w:type="dxa"/>
+            <w:tcBorders>
+              <w:top w:val="single" w:sz="8" w:space="0" w:color="000000"/>
+              <w:start w:val="single" w:sz="8" w:space="0" w:color="000000"/>
+              <w:bottom w:val="single" w:sz="8" w:space="0" w:color="000000"/>
+              <w:end w:val="single" w:sz="8" w:space="0" w:color="000000"/>
+            </w:tcBorders>
+            <w:shd w:color="auto" w:fill="auto" w:val="clear"/>
           </w:tcPr>
           <w:p>
             <w:pPr>
-              <w:widowControl w:val="0"/>
-              <w:pBdr>
-                <w:top w:val="nil"/>
-                <w:left w:val="nil"/>
-                <w:bottom w:val="nil"/>
-                <w:right w:val="nil"/>
-                <w:between w:val="nil"/>
-              </w:pBdr>
-              <w:spacing w:line="240" w:lineRule="auto"/>
-              <w:rPr>
-                <w:rFonts w:ascii="Aptos" w:eastAsia="Helvetica Neue" w:hAnsi="Aptos" w:cs="Helvetica Neue"/>
+              <w:pStyle w:val="Normal"/>
+              <w:widowControl w:val="false"/>
+              <w:pBdr/>
+              <w:spacing w:lineRule="auto" w:line="240"/>
+              <w:rPr>
+                <w:rFonts w:ascii="Aptos" w:hAnsi="Aptos" w:eastAsia="Helvetica Neue" w:cs="Helvetica Neue"/>
                 <w:sz w:val="24"/>
                 <w:szCs w:val="24"/>
               </w:rPr>
             </w:pPr>
+            <w:r>
+              <w:rPr>
+                <w:rFonts w:eastAsia="Helvetica Neue" w:cs="Helvetica Neue" w:ascii="Aptos" w:hAnsi="Aptos"/>
+                <w:sz w:val="24"/>
+                <w:szCs w:val="24"/>
+              </w:rPr>
+            </w:r>
           </w:p>
         </w:tc>
       </w:tr>
       <w:tr>
+        <w:trPr/>
         <w:tc>
           <w:tcPr>
             <w:tcW w:w="4514" w:type="dxa"/>
-            <w:shd w:val="clear" w:color="auto" w:fill="auto"/>
-            <w:tcMar>
-              <w:top w:w="100" w:type="dxa"/>
-              <w:left w:w="100" w:type="dxa"/>
-              <w:bottom w:w="100" w:type="dxa"/>
-              <w:right w:w="100" w:type="dxa"/>
-            </w:tcMar>
+            <w:tcBorders>
+              <w:top w:val="single" w:sz="8" w:space="0" w:color="000000"/>
+              <w:start w:val="single" w:sz="8" w:space="0" w:color="000000"/>
+              <w:bottom w:val="single" w:sz="8" w:space="0" w:color="000000"/>
+              <w:end w:val="single" w:sz="8" w:space="0" w:color="000000"/>
+            </w:tcBorders>
+            <w:shd w:color="auto" w:fill="auto" w:val="clear"/>
           </w:tcPr>
           <w:p>
             <w:pPr>
-              <w:widowControl w:val="0"/>
-              <w:pBdr>
-                <w:top w:val="nil"/>
-                <w:left w:val="nil"/>
-                <w:bottom w:val="nil"/>
-                <w:right w:val="nil"/>
-                <w:between w:val="nil"/>
-              </w:pBdr>
-              <w:spacing w:line="240" w:lineRule="auto"/>
-              <w:jc w:val="right"/>
-              <w:rPr>
-                <w:rFonts w:ascii="Aptos" w:eastAsia="Helvetica Neue" w:hAnsi="Aptos" w:cs="Helvetica Neue"/>
+              <w:pStyle w:val="Normal"/>
+              <w:widowControl w:val="false"/>
+              <w:pBdr/>
+              <w:spacing w:lineRule="auto" w:line="240"/>
+              <w:jc w:val="end"/>
+              <w:rPr>
+                <w:rFonts w:ascii="Aptos" w:hAnsi="Aptos" w:eastAsia="Helvetica Neue" w:cs="Helvetica Neue"/>
                 <w:b/>
                 <w:sz w:val="24"/>
                 <w:szCs w:val="24"/>
@@ -575,7 +634,7 @@
             </w:pPr>
             <w:r>
               <w:rPr>
-                <w:rFonts w:ascii="Aptos" w:eastAsia="Helvetica Neue" w:hAnsi="Aptos" w:cs="Helvetica Neue"/>
+                <w:rFonts w:eastAsia="Helvetica Neue" w:cs="Helvetica Neue" w:ascii="Aptos" w:hAnsi="Aptos"/>
                 <w:b/>
                 <w:sz w:val="24"/>
                 <w:szCs w:val="24"/>
@@ -586,61 +645,59 @@
         </w:tc>
         <w:tc>
           <w:tcPr>
-            <w:tcW w:w="4514" w:type="dxa"/>
-            <w:shd w:val="clear" w:color="auto" w:fill="auto"/>
-            <w:tcMar>
-              <w:top w:w="100" w:type="dxa"/>
-              <w:left w:w="100" w:type="dxa"/>
-              <w:bottom w:w="100" w:type="dxa"/>
-              <w:right w:w="100" w:type="dxa"/>
-            </w:tcMar>
+            <w:tcW w:w="4515" w:type="dxa"/>
+            <w:tcBorders>
+              <w:top w:val="single" w:sz="8" w:space="0" w:color="000000"/>
+              <w:start w:val="single" w:sz="8" w:space="0" w:color="000000"/>
+              <w:bottom w:val="single" w:sz="8" w:space="0" w:color="000000"/>
+              <w:end w:val="single" w:sz="8" w:space="0" w:color="000000"/>
+            </w:tcBorders>
+            <w:shd w:color="auto" w:fill="auto" w:val="clear"/>
           </w:tcPr>
           <w:p>
             <w:pPr>
-              <w:widowControl w:val="0"/>
-              <w:pBdr>
-                <w:top w:val="nil"/>
-                <w:left w:val="nil"/>
-                <w:bottom w:val="nil"/>
-                <w:right w:val="nil"/>
-                <w:between w:val="nil"/>
-              </w:pBdr>
-              <w:spacing w:line="240" w:lineRule="auto"/>
-              <w:rPr>
-                <w:rFonts w:ascii="Aptos" w:eastAsia="Helvetica Neue" w:hAnsi="Aptos" w:cs="Helvetica Neue"/>
+              <w:pStyle w:val="Normal"/>
+              <w:widowControl w:val="false"/>
+              <w:pBdr/>
+              <w:spacing w:lineRule="auto" w:line="240"/>
+              <w:rPr>
+                <w:rFonts w:ascii="Aptos" w:hAnsi="Aptos" w:eastAsia="Helvetica Neue" w:cs="Helvetica Neue"/>
                 <w:sz w:val="24"/>
                 <w:szCs w:val="24"/>
               </w:rPr>
             </w:pPr>
+            <w:r>
+              <w:rPr>
+                <w:rFonts w:eastAsia="Helvetica Neue" w:cs="Helvetica Neue" w:ascii="Aptos" w:hAnsi="Aptos"/>
+                <w:sz w:val="24"/>
+                <w:szCs w:val="24"/>
+              </w:rPr>
+            </w:r>
           </w:p>
         </w:tc>
       </w:tr>
       <w:tr>
+        <w:trPr/>
         <w:tc>
           <w:tcPr>
             <w:tcW w:w="4514" w:type="dxa"/>
-            <w:shd w:val="clear" w:color="auto" w:fill="auto"/>
-            <w:tcMar>
-              <w:top w:w="100" w:type="dxa"/>
-              <w:left w:w="100" w:type="dxa"/>
-              <w:bottom w:w="100" w:type="dxa"/>
-              <w:right w:w="100" w:type="dxa"/>
-            </w:tcMar>
+            <w:tcBorders>
+              <w:top w:val="single" w:sz="8" w:space="0" w:color="000000"/>
+              <w:start w:val="single" w:sz="8" w:space="0" w:color="000000"/>
+              <w:bottom w:val="single" w:sz="8" w:space="0" w:color="000000"/>
+              <w:end w:val="single" w:sz="8" w:space="0" w:color="000000"/>
+            </w:tcBorders>
+            <w:shd w:color="auto" w:fill="auto" w:val="clear"/>
           </w:tcPr>
           <w:p>
             <w:pPr>
-              <w:widowControl w:val="0"/>
-              <w:pBdr>
-                <w:top w:val="nil"/>
-                <w:left w:val="nil"/>
-                <w:bottom w:val="nil"/>
-                <w:right w:val="nil"/>
-                <w:between w:val="nil"/>
-              </w:pBdr>
-              <w:spacing w:line="240" w:lineRule="auto"/>
-              <w:jc w:val="right"/>
-              <w:rPr>
-                <w:rFonts w:ascii="Aptos" w:eastAsia="Helvetica Neue" w:hAnsi="Aptos" w:cs="Helvetica Neue"/>
+              <w:pStyle w:val="Normal"/>
+              <w:widowControl w:val="false"/>
+              <w:pBdr/>
+              <w:spacing w:lineRule="auto" w:line="240"/>
+              <w:jc w:val="end"/>
+              <w:rPr>
+                <w:rFonts w:ascii="Aptos" w:hAnsi="Aptos" w:eastAsia="Helvetica Neue" w:cs="Helvetica Neue"/>
                 <w:b/>
                 <w:sz w:val="24"/>
                 <w:szCs w:val="24"/>
@@ -648,7 +705,7 @@
             </w:pPr>
             <w:r>
               <w:rPr>
-                <w:rFonts w:ascii="Aptos" w:eastAsia="Helvetica Neue" w:hAnsi="Aptos" w:cs="Helvetica Neue"/>
+                <w:rFonts w:eastAsia="Helvetica Neue" w:cs="Helvetica Neue" w:ascii="Aptos" w:hAnsi="Aptos"/>
                 <w:b/>
                 <w:sz w:val="24"/>
                 <w:szCs w:val="24"/>
@@ -659,61 +716,59 @@
         </w:tc>
         <w:tc>
           <w:tcPr>
-            <w:tcW w:w="4514" w:type="dxa"/>
-            <w:shd w:val="clear" w:color="auto" w:fill="auto"/>
-            <w:tcMar>
-              <w:top w:w="100" w:type="dxa"/>
-              <w:left w:w="100" w:type="dxa"/>
-              <w:bottom w:w="100" w:type="dxa"/>
-              <w:right w:w="100" w:type="dxa"/>
-            </w:tcMar>
+            <w:tcW w:w="4515" w:type="dxa"/>
+            <w:tcBorders>
+              <w:top w:val="single" w:sz="8" w:space="0" w:color="000000"/>
+              <w:start w:val="single" w:sz="8" w:space="0" w:color="000000"/>
+              <w:bottom w:val="single" w:sz="8" w:space="0" w:color="000000"/>
+              <w:end w:val="single" w:sz="8" w:space="0" w:color="000000"/>
+            </w:tcBorders>
+            <w:shd w:color="auto" w:fill="auto" w:val="clear"/>
           </w:tcPr>
           <w:p>
             <w:pPr>
-              <w:widowControl w:val="0"/>
-              <w:pBdr>
-                <w:top w:val="nil"/>
-                <w:left w:val="nil"/>
-                <w:bottom w:val="nil"/>
-                <w:right w:val="nil"/>
-                <w:between w:val="nil"/>
-              </w:pBdr>
-              <w:spacing w:line="240" w:lineRule="auto"/>
-              <w:rPr>
-                <w:rFonts w:ascii="Aptos" w:eastAsia="Helvetica Neue" w:hAnsi="Aptos" w:cs="Helvetica Neue"/>
+              <w:pStyle w:val="Normal"/>
+              <w:widowControl w:val="false"/>
+              <w:pBdr/>
+              <w:spacing w:lineRule="auto" w:line="240"/>
+              <w:rPr>
+                <w:rFonts w:ascii="Aptos" w:hAnsi="Aptos" w:eastAsia="Helvetica Neue" w:cs="Helvetica Neue"/>
                 <w:sz w:val="24"/>
                 <w:szCs w:val="24"/>
               </w:rPr>
             </w:pPr>
+            <w:r>
+              <w:rPr>
+                <w:rFonts w:eastAsia="Helvetica Neue" w:cs="Helvetica Neue" w:ascii="Aptos" w:hAnsi="Aptos"/>
+                <w:sz w:val="24"/>
+                <w:szCs w:val="24"/>
+              </w:rPr>
+            </w:r>
           </w:p>
         </w:tc>
       </w:tr>
       <w:tr>
+        <w:trPr/>
         <w:tc>
           <w:tcPr>
             <w:tcW w:w="4514" w:type="dxa"/>
-            <w:shd w:val="clear" w:color="auto" w:fill="auto"/>
-            <w:tcMar>
-              <w:top w:w="100" w:type="dxa"/>
-              <w:left w:w="100" w:type="dxa"/>
-              <w:bottom w:w="100" w:type="dxa"/>
-              <w:right w:w="100" w:type="dxa"/>
-            </w:tcMar>
+            <w:tcBorders>
+              <w:top w:val="single" w:sz="8" w:space="0" w:color="000000"/>
+              <w:start w:val="single" w:sz="8" w:space="0" w:color="000000"/>
+              <w:bottom w:val="single" w:sz="8" w:space="0" w:color="000000"/>
+              <w:end w:val="single" w:sz="8" w:space="0" w:color="000000"/>
+            </w:tcBorders>
+            <w:shd w:color="auto" w:fill="auto" w:val="clear"/>
           </w:tcPr>
           <w:p>
             <w:pPr>
-              <w:widowControl w:val="0"/>
-              <w:pBdr>
-                <w:top w:val="nil"/>
-                <w:left w:val="nil"/>
-                <w:bottom w:val="nil"/>
-                <w:right w:val="nil"/>
-                <w:between w:val="nil"/>
-              </w:pBdr>
-              <w:spacing w:line="240" w:lineRule="auto"/>
-              <w:jc w:val="right"/>
-              <w:rPr>
-                <w:rFonts w:ascii="Aptos" w:eastAsia="Helvetica Neue" w:hAnsi="Aptos" w:cs="Helvetica Neue"/>
+              <w:pStyle w:val="Normal"/>
+              <w:widowControl w:val="false"/>
+              <w:pBdr/>
+              <w:spacing w:lineRule="auto" w:line="240"/>
+              <w:jc w:val="end"/>
+              <w:rPr>
+                <w:rFonts w:ascii="Aptos" w:hAnsi="Aptos" w:eastAsia="Helvetica Neue" w:cs="Helvetica Neue"/>
                 <w:b/>
                 <w:sz w:val="24"/>
                 <w:szCs w:val="24"/>
@@ -721,7 +776,7 @@
             </w:pPr>
             <w:r>
               <w:rPr>
-                <w:rFonts w:ascii="Aptos" w:eastAsia="Helvetica Neue" w:hAnsi="Aptos" w:cs="Helvetica Neue"/>
+                <w:rFonts w:eastAsia="Helvetica Neue" w:cs="Helvetica Neue" w:ascii="Aptos" w:hAnsi="Aptos"/>
                 <w:b/>
                 <w:sz w:val="24"/>
                 <w:szCs w:val="24"/>
@@ -732,42 +787,50 @@
         </w:tc>
         <w:tc>
           <w:tcPr>
-            <w:tcW w:w="4514" w:type="dxa"/>
-            <w:shd w:val="clear" w:color="auto" w:fill="auto"/>
-            <w:tcMar>
-              <w:top w:w="100" w:type="dxa"/>
-              <w:left w:w="100" w:type="dxa"/>
-              <w:bottom w:w="100" w:type="dxa"/>
-              <w:right w:w="100" w:type="dxa"/>
-            </w:tcMar>
+            <w:tcW w:w="4515" w:type="dxa"/>
+            <w:tcBorders>
+              <w:top w:val="single" w:sz="8" w:space="0" w:color="000000"/>
+              <w:start w:val="single" w:sz="8" w:space="0" w:color="000000"/>
+              <w:bottom w:val="single" w:sz="8" w:space="0" w:color="000000"/>
+              <w:end w:val="single" w:sz="8" w:space="0" w:color="000000"/>
+            </w:tcBorders>
+            <w:shd w:color="auto" w:fill="auto" w:val="clear"/>
           </w:tcPr>
           <w:p>
             <w:pPr>
-              <w:widowControl w:val="0"/>
-              <w:pBdr>
-                <w:top w:val="nil"/>
-                <w:left w:val="nil"/>
-                <w:bottom w:val="nil"/>
-                <w:right w:val="nil"/>
-                <w:between w:val="nil"/>
-              </w:pBdr>
-              <w:spacing w:line="240" w:lineRule="auto"/>
-              <w:rPr>
-                <w:rFonts w:ascii="Aptos" w:eastAsia="Helvetica Neue" w:hAnsi="Aptos" w:cs="Helvetica Neue"/>
+              <w:pStyle w:val="Normal"/>
+              <w:widowControl w:val="false"/>
+              <w:pBdr/>
+              <w:spacing w:lineRule="auto" w:line="240"/>
+              <w:rPr>
+                <w:rFonts w:ascii="Aptos" w:hAnsi="Aptos" w:eastAsia="Helvetica Neue" w:cs="Helvetica Neue"/>
                 <w:sz w:val="24"/>
                 <w:szCs w:val="24"/>
               </w:rPr>
             </w:pPr>
+            <w:r>
+              <w:rPr>
+                <w:rFonts w:eastAsia="Helvetica Neue" w:cs="Helvetica Neue" w:ascii="Aptos" w:hAnsi="Aptos"/>
+                <w:sz w:val="24"/>
+                <w:szCs w:val="24"/>
+              </w:rPr>
+            </w:r>
           </w:p>
         </w:tc>
       </w:tr>
     </w:tbl>
     <w:p>
       <w:pPr>
-        <w:rPr>
-          <w:rFonts w:ascii="Helvetica Neue" w:eastAsia="Helvetica Neue" w:hAnsi="Helvetica Neue" w:cs="Helvetica Neue"/>
-        </w:rPr>
-      </w:pPr>
+        <w:pStyle w:val="Normal"/>
+        <w:rPr>
+          <w:rFonts w:ascii="Helvetica Neue" w:hAnsi="Helvetica Neue" w:eastAsia="Helvetica Neue" w:cs="Helvetica Neue"/>
+        </w:rPr>
+      </w:pPr>
+      <w:r>
+        <w:rPr>
+          <w:rFonts w:eastAsia="Helvetica Neue" w:cs="Helvetica Neue" w:ascii="Helvetica Neue" w:hAnsi="Helvetica Neue"/>
+        </w:rPr>
+      </w:r>
     </w:p>
     <w:p>
       <w:pPr>
@@ -776,7 +839,7 @@
           <w:rFonts w:ascii="Aptos" w:hAnsi="Aptos"/>
         </w:rPr>
       </w:pPr>
-      <w:bookmarkStart w:id="1" w:name="_lrt5dp9o3ruq" w:colFirst="0" w:colLast="0"/>
+      <w:bookmarkStart w:id="1" w:name="_lrt5dp9o3ruq"/>
       <w:bookmarkEnd w:id="1"/>
       <w:r>
         <w:rPr>
@@ -787,7 +850,8 @@
     </w:p>
     <w:p>
       <w:pPr>
-        <w:spacing w:after="240"/>
+        <w:pStyle w:val="Normal"/>
+        <w:spacing w:before="0" w:after="240"/>
         <w:jc w:val="both"/>
         <w:rPr>
           <w:rFonts w:ascii="Aptos" w:hAnsi="Aptos"/>
@@ -795,51 +859,67 @@
           <w:szCs w:val="24"/>
         </w:rPr>
       </w:pPr>
-    </w:p>
-    <w:p>
-      <w:pPr>
-        <w:pStyle w:val="Heading2"/>
-        <w:rPr>
-          <w:rFonts w:ascii="Aptos" w:hAnsi="Aptos"/>
-        </w:rPr>
-      </w:pPr>
-      <w:bookmarkStart w:id="2" w:name="_spjzu4npmbr6" w:colFirst="0" w:colLast="0"/>
-      <w:bookmarkEnd w:id="2"/>
-      <w:r>
-        <w:rPr>
-          <w:rFonts w:ascii="Aptos" w:hAnsi="Aptos"/>
-        </w:rPr>
-        <w:t>Vulnerability</w:t>
-      </w:r>
-    </w:p>
-    <w:p>
-      <w:pPr>
-        <w:pStyle w:val="Heading3"/>
-        <w:rPr>
-          <w:rFonts w:ascii="Aptos" w:hAnsi="Aptos"/>
-        </w:rPr>
-      </w:pPr>
-      <w:bookmarkStart w:id="3" w:name="_w3rxu5t0mk9c" w:colFirst="0" w:colLast="0"/>
-      <w:bookmarkEnd w:id="3"/>
-      <w:r>
-        <w:rPr>
-          <w:rFonts w:ascii="Aptos" w:hAnsi="Aptos"/>
-        </w:rPr>
-        <w:t>Explanation</w:t>
-      </w:r>
-    </w:p>
-    <w:p>
-      <w:pPr>
-        <w:spacing w:after="240"/>
-        <w:jc w:val="both"/>
+      <w:r>
         <w:rPr>
           <w:rFonts w:ascii="Aptos" w:hAnsi="Aptos"/>
           <w:sz w:val="24"/>
           <w:szCs w:val="24"/>
         </w:rPr>
-      </w:pPr>
-      <w:bookmarkStart w:id="4" w:name="_hv651m6nt8ye" w:colFirst="0" w:colLast="0"/>
-      <w:bookmarkEnd w:id="4"/>
+      </w:r>
+    </w:p>
+    <w:p>
+      <w:pPr>
+        <w:pStyle w:val="Heading2"/>
+        <w:rPr>
+          <w:rFonts w:ascii="Aptos" w:hAnsi="Aptos"/>
+        </w:rPr>
+      </w:pPr>
+      <w:bookmarkStart w:id="2" w:name="_spjzu4npmbr6"/>
+      <w:bookmarkEnd w:id="2"/>
+      <w:r>
+        <w:rPr>
+          <w:rFonts w:ascii="Aptos" w:hAnsi="Aptos"/>
+        </w:rPr>
+        <w:t>Vulnerability</w:t>
+      </w:r>
+    </w:p>
+    <w:p>
+      <w:pPr>
+        <w:pStyle w:val="Heading3"/>
+        <w:rPr>
+          <w:rFonts w:ascii="Aptos" w:hAnsi="Aptos"/>
+        </w:rPr>
+      </w:pPr>
+      <w:bookmarkStart w:id="3" w:name="_w3rxu5t0mk9c"/>
+      <w:bookmarkEnd w:id="3"/>
+      <w:r>
+        <w:rPr>
+          <w:rFonts w:ascii="Aptos" w:hAnsi="Aptos"/>
+        </w:rPr>
+        <w:t>Explanation</w:t>
+      </w:r>
+    </w:p>
+    <w:p>
+      <w:pPr>
+        <w:pStyle w:val="Normal"/>
+        <w:spacing w:before="0" w:after="240"/>
+        <w:jc w:val="both"/>
+        <w:rPr>
+          <w:rFonts w:ascii="Aptos" w:hAnsi="Aptos"/>
+          <w:sz w:val="24"/>
+          <w:szCs w:val="24"/>
+        </w:rPr>
+      </w:pPr>
+      <w:r>
+        <w:rPr>
+          <w:rFonts w:ascii="Aptos" w:hAnsi="Aptos"/>
+          <w:sz w:val="24"/>
+          <w:szCs w:val="24"/>
+        </w:rPr>
+      </w:r>
+      <w:bookmarkStart w:id="4" w:name="_hv651m6nt8ye"/>
+      <w:bookmarkStart w:id="5" w:name="_hv651m6nt8ye"/>
+      <w:bookmarkEnd w:id="5"/>
     </w:p>
     <w:p>
       <w:pPr>
@@ -859,53 +939,66 @@
       <w:tblPr>
         <w:tblStyle w:val="a0"/>
         <w:tblW w:w="9029" w:type="dxa"/>
-        <w:tblBorders>
-          <w:top w:val="single" w:sz="8" w:space="0" w:color="000000"/>
-          <w:left w:val="single" w:sz="8" w:space="0" w:color="000000"/>
-          <w:bottom w:val="single" w:sz="8" w:space="0" w:color="000000"/>
-          <w:right w:val="single" w:sz="8" w:space="0" w:color="000000"/>
-          <w:insideH w:val="single" w:sz="8" w:space="0" w:color="000000"/>
-          <w:insideV w:val="single" w:sz="8" w:space="0" w:color="000000"/>
-        </w:tblBorders>
+        <w:jc w:val="start"/>
+        <w:tblInd w:w="0" w:type="dxa"/>
         <w:tblLayout w:type="fixed"/>
-        <w:tblLook w:val="0600" w:firstRow="0" w:lastRow="0" w:firstColumn="0" w:lastColumn="0" w:noHBand="1" w:noVBand="1"/>
+        <w:tblCellMar>
+          <w:top w:w="100" w:type="dxa"/>
+          <w:start w:w="100" w:type="dxa"/>
+          <w:bottom w:w="100" w:type="dxa"/>
+          <w:end w:w="100" w:type="dxa"/>
+        </w:tblCellMar>
+        <w:tblLook w:val="0600" w:noHBand="1" w:noVBand="1" w:firstColumn="0" w:lastRow="0" w:lastColumn="0" w:firstRow="0"/>
       </w:tblPr>
       <w:tblGrid>
         <w:gridCol w:w="9029"/>
       </w:tblGrid>
       <w:tr>
+        <w:trPr/>
         <w:tc>
           <w:tcPr>
             <w:tcW w:w="9029" w:type="dxa"/>
             <w:tcBorders>
               <w:top w:val="single" w:sz="8" w:space="0" w:color="EFEFEF"/>
-              <w:left w:val="single" w:sz="8" w:space="0" w:color="EFEFEF"/>
+              <w:start w:val="single" w:sz="8" w:space="0" w:color="EFEFEF"/>
               <w:bottom w:val="single" w:sz="8" w:space="0" w:color="EFEFEF"/>
-              <w:right w:val="single" w:sz="8" w:space="0" w:color="EFEFEF"/>
+              <w:end w:val="single" w:sz="8" w:space="0" w:color="EFEFEF"/>
             </w:tcBorders>
-            <w:shd w:val="clear" w:color="auto" w:fill="EFEFEF"/>
-            <w:tcMar>
-              <w:top w:w="100" w:type="dxa"/>
-              <w:left w:w="100" w:type="dxa"/>
-              <w:bottom w:w="100" w:type="dxa"/>
-              <w:right w:w="100" w:type="dxa"/>
-            </w:tcMar>
+            <w:shd w:color="auto" w:fill="EFEFEF" w:val="clear"/>
           </w:tcPr>
           <w:p>
             <w:pPr>
-              <w:rPr>
-                <w:rFonts w:ascii="Aptos Mono" w:eastAsia="Ubuntu Mono" w:hAnsi="Aptos Mono" w:cs="Ubuntu Mono"/>
+              <w:pStyle w:val="Normal"/>
+              <w:rPr>
+                <w:rFonts w:ascii="Aptos Mono" w:hAnsi="Aptos Mono" w:eastAsia="Ubuntu Mono" w:cs="Ubuntu Mono"/>
                 <w:b/>
                 <w:bCs/>
                 <w:sz w:val="20"/>
                 <w:szCs w:val="20"/>
               </w:rPr>
             </w:pPr>
+            <w:r>
+              <w:rPr>
+                <w:rFonts w:eastAsia="Ubuntu Mono" w:cs="Ubuntu Mono" w:ascii="Aptos Mono" w:hAnsi="Aptos Mono"/>
+                <w:b/>
+                <w:bCs/>
+                <w:sz w:val="20"/>
+                <w:szCs w:val="20"/>
+              </w:rPr>
+            </w:r>
           </w:p>
         </w:tc>
       </w:tr>
     </w:tbl>
-    <w:p/>
+    <w:p>
+      <w:pPr>
+        <w:pStyle w:val="Normal"/>
+        <w:rPr/>
+      </w:pPr>
+      <w:r>
+        <w:rPr/>
+      </w:r>
+    </w:p>
     <w:p>
       <w:pPr>
         <w:pStyle w:val="Heading2"/>
@@ -913,8 +1006,8 @@
           <w:rFonts w:ascii="Aptos" w:hAnsi="Aptos"/>
         </w:rPr>
       </w:pPr>
-      <w:bookmarkStart w:id="5" w:name="_udma043jkuv" w:colFirst="0" w:colLast="0"/>
-      <w:bookmarkEnd w:id="5"/>
+      <w:bookmarkStart w:id="6" w:name="_udma043jkuv"/>
+      <w:bookmarkEnd w:id="6"/>
       <w:r>
         <w:rPr>
           <w:rFonts w:ascii="Aptos" w:hAnsi="Aptos"/>
@@ -929,8 +1022,8 @@
           <w:rFonts w:ascii="Aptos" w:hAnsi="Aptos"/>
         </w:rPr>
       </w:pPr>
-      <w:bookmarkStart w:id="6" w:name="_adwpgucse0zs" w:colFirst="0" w:colLast="0"/>
-      <w:bookmarkEnd w:id="6"/>
+      <w:bookmarkStart w:id="7" w:name="_adwpgucse0zs"/>
+      <w:bookmarkEnd w:id="7"/>
       <w:r>
         <w:rPr>
           <w:rFonts w:ascii="Aptos" w:hAnsi="Aptos"/>
@@ -940,7 +1033,8 @@
     </w:p>
     <w:p>
       <w:pPr>
-        <w:spacing w:after="240"/>
+        <w:pStyle w:val="Normal"/>
+        <w:spacing w:before="0" w:after="240"/>
         <w:jc w:val="both"/>
         <w:rPr>
           <w:rFonts w:ascii="Aptos" w:hAnsi="Aptos"/>
@@ -948,6 +1042,13 @@
           <w:szCs w:val="24"/>
         </w:rPr>
       </w:pPr>
+      <w:r>
+        <w:rPr>
+          <w:rFonts w:ascii="Aptos" w:hAnsi="Aptos"/>
+          <w:sz w:val="24"/>
+          <w:szCs w:val="24"/>
+        </w:rPr>
+      </w:r>
     </w:p>
     <w:p>
       <w:pPr>
@@ -956,13 +1057,12 @@
           <w:rFonts w:ascii="Aptos" w:hAnsi="Aptos"/>
         </w:rPr>
       </w:pPr>
-      <w:bookmarkStart w:id="7" w:name="_ipnfat2jd3hz" w:colFirst="0" w:colLast="0"/>
-      <w:bookmarkEnd w:id="7"/>
-      <w:r>
-        <w:rPr>
-          <w:rFonts w:ascii="Aptos" w:hAnsi="Aptos"/>
-        </w:rPr>
-        <w:lastRenderedPageBreak/>
+      <w:bookmarkStart w:id="8" w:name="_ipnfat2jd3hz"/>
+      <w:bookmarkEnd w:id="8"/>
+      <w:r>
+        <w:rPr>
+          <w:rFonts w:ascii="Aptos" w:hAnsi="Aptos"/>
+        </w:rPr>
         <w:t>Evidence</w:t>
       </w:r>
     </w:p>
@@ -970,59 +1070,65 @@
       <w:tblPr>
         <w:tblStyle w:val="a1"/>
         <w:tblW w:w="9029" w:type="dxa"/>
-        <w:tblBorders>
-          <w:top w:val="single" w:sz="8" w:space="0" w:color="000000"/>
-          <w:left w:val="single" w:sz="8" w:space="0" w:color="000000"/>
-          <w:bottom w:val="single" w:sz="8" w:space="0" w:color="000000"/>
-          <w:right w:val="single" w:sz="8" w:space="0" w:color="000000"/>
-          <w:insideH w:val="single" w:sz="8" w:space="0" w:color="000000"/>
-          <w:insideV w:val="single" w:sz="8" w:space="0" w:color="000000"/>
-        </w:tblBorders>
+        <w:jc w:val="start"/>
+        <w:tblInd w:w="0" w:type="dxa"/>
         <w:tblLayout w:type="fixed"/>
-        <w:tblLook w:val="0600" w:firstRow="0" w:lastRow="0" w:firstColumn="0" w:lastColumn="0" w:noHBand="1" w:noVBand="1"/>
+        <w:tblCellMar>
+          <w:top w:w="100" w:type="dxa"/>
+          <w:start w:w="100" w:type="dxa"/>
+          <w:bottom w:w="100" w:type="dxa"/>
+          <w:end w:w="100" w:type="dxa"/>
+        </w:tblCellMar>
+        <w:tblLook w:val="0600" w:noHBand="1" w:noVBand="1" w:firstColumn="0" w:lastRow="0" w:lastColumn="0" w:firstRow="0"/>
       </w:tblPr>
       <w:tblGrid>
         <w:gridCol w:w="9029"/>
       </w:tblGrid>
       <w:tr>
+        <w:trPr/>
         <w:tc>
           <w:tcPr>
             <w:tcW w:w="9029" w:type="dxa"/>
             <w:tcBorders>
               <w:top w:val="single" w:sz="8" w:space="0" w:color="EFEFEF"/>
-              <w:left w:val="single" w:sz="8" w:space="0" w:color="EFEFEF"/>
+              <w:start w:val="single" w:sz="8" w:space="0" w:color="EFEFEF"/>
               <w:bottom w:val="single" w:sz="8" w:space="0" w:color="EFEFEF"/>
-              <w:right w:val="single" w:sz="8" w:space="0" w:color="EFEFEF"/>
+              <w:end w:val="single" w:sz="8" w:space="0" w:color="EFEFEF"/>
             </w:tcBorders>
-            <w:shd w:val="clear" w:color="auto" w:fill="EFEFEF"/>
-            <w:tcMar>
-              <w:top w:w="100" w:type="dxa"/>
-              <w:left w:w="100" w:type="dxa"/>
-              <w:bottom w:w="100" w:type="dxa"/>
-              <w:right w:w="100" w:type="dxa"/>
-            </w:tcMar>
+            <w:shd w:color="auto" w:fill="EFEFEF" w:val="clear"/>
           </w:tcPr>
           <w:p>
             <w:pPr>
-              <w:pBdr>
-                <w:top w:val="nil"/>
-                <w:left w:val="nil"/>
-                <w:bottom w:val="nil"/>
-                <w:right w:val="nil"/>
-                <w:between w:val="nil"/>
-              </w:pBdr>
-              <w:rPr>
-                <w:rFonts w:ascii="Aptos Mono" w:eastAsia="Ubuntu Mono" w:hAnsi="Aptos Mono" w:cs="Ubuntu Mono"/>
+              <w:pStyle w:val="Normal"/>
+              <w:pBdr/>
+              <w:rPr>
+                <w:rFonts w:ascii="Aptos Mono" w:hAnsi="Aptos Mono" w:eastAsia="Ubuntu Mono" w:cs="Ubuntu Mono"/>
                 <w:b/>
                 <w:sz w:val="20"/>
                 <w:szCs w:val="20"/>
               </w:rPr>
             </w:pPr>
+            <w:r>
+              <w:rPr>
+                <w:rFonts w:eastAsia="Ubuntu Mono" w:cs="Ubuntu Mono" w:ascii="Aptos Mono" w:hAnsi="Aptos Mono"/>
+                <w:b/>
+                <w:sz w:val="20"/>
+                <w:szCs w:val="20"/>
+              </w:rPr>
+            </w:r>
           </w:p>
         </w:tc>
       </w:tr>
     </w:tbl>
-    <w:p/>
+    <w:p>
+      <w:pPr>
+        <w:pStyle w:val="Normal"/>
+        <w:rPr/>
+      </w:pPr>
+      <w:r>
+        <w:rPr/>
+      </w:r>
+    </w:p>
     <w:p>
       <w:pPr>
         <w:pStyle w:val="Heading2"/>
@@ -1030,8 +1136,8 @@
           <w:rFonts w:ascii="Aptos" w:hAnsi="Aptos"/>
         </w:rPr>
       </w:pPr>
-      <w:bookmarkStart w:id="8" w:name="_lqpldqbdz344" w:colFirst="0" w:colLast="0"/>
-      <w:bookmarkEnd w:id="8"/>
+      <w:bookmarkStart w:id="9" w:name="_lqpldqbdz344"/>
+      <w:bookmarkEnd w:id="9"/>
       <w:r>
         <w:rPr>
           <w:rFonts w:ascii="Aptos" w:hAnsi="Aptos"/>
@@ -1046,8 +1152,8 @@
           <w:rFonts w:ascii="Aptos" w:hAnsi="Aptos"/>
         </w:rPr>
       </w:pPr>
-      <w:bookmarkStart w:id="9" w:name="_dszr3lvv6yon" w:colFirst="0" w:colLast="0"/>
-      <w:bookmarkEnd w:id="9"/>
+      <w:bookmarkStart w:id="10" w:name="_dszr3lvv6yon"/>
+      <w:bookmarkEnd w:id="10"/>
       <w:r>
         <w:rPr>
           <w:rFonts w:ascii="Aptos" w:hAnsi="Aptos"/>
@@ -1057,7 +1163,8 @@
     </w:p>
     <w:p>
       <w:pPr>
-        <w:spacing w:after="240"/>
+        <w:pStyle w:val="Normal"/>
+        <w:spacing w:before="0" w:after="240"/>
         <w:jc w:val="both"/>
         <w:rPr>
           <w:rFonts w:ascii="Aptos" w:hAnsi="Aptos"/>
@@ -1065,6 +1172,13 @@
           <w:szCs w:val="24"/>
         </w:rPr>
       </w:pPr>
+      <w:r>
+        <w:rPr>
+          <w:rFonts w:ascii="Aptos" w:hAnsi="Aptos"/>
+          <w:sz w:val="24"/>
+          <w:szCs w:val="24"/>
+        </w:rPr>
+      </w:r>
     </w:p>
     <w:p>
       <w:pPr>
@@ -1073,8 +1187,8 @@
           <w:rFonts w:ascii="Aptos" w:hAnsi="Aptos"/>
         </w:rPr>
       </w:pPr>
-      <w:bookmarkStart w:id="10" w:name="_6qu2t1hmkr4j" w:colFirst="0" w:colLast="0"/>
-      <w:bookmarkEnd w:id="10"/>
+      <w:bookmarkStart w:id="11" w:name="_6qu2t1hmkr4j"/>
+      <w:bookmarkEnd w:id="11"/>
       <w:r>
         <w:rPr>
           <w:rFonts w:ascii="Aptos" w:hAnsi="Aptos"/>
@@ -1086,50 +1200,60 @@
       <w:tblPr>
         <w:tblStyle w:val="a2"/>
         <w:tblW w:w="9029" w:type="dxa"/>
-        <w:tblBorders>
-          <w:top w:val="single" w:sz="8" w:space="0" w:color="000000"/>
-          <w:left w:val="single" w:sz="8" w:space="0" w:color="000000"/>
-          <w:bottom w:val="single" w:sz="8" w:space="0" w:color="000000"/>
-          <w:right w:val="single" w:sz="8" w:space="0" w:color="000000"/>
-          <w:insideH w:val="single" w:sz="8" w:space="0" w:color="000000"/>
-          <w:insideV w:val="single" w:sz="8" w:space="0" w:color="000000"/>
-        </w:tblBorders>
+        <w:jc w:val="start"/>
+        <w:tblInd w:w="0" w:type="dxa"/>
         <w:tblLayout w:type="fixed"/>
-        <w:tblLook w:val="0600" w:firstRow="0" w:lastRow="0" w:firstColumn="0" w:lastColumn="0" w:noHBand="1" w:noVBand="1"/>
+        <w:tblCellMar>
+          <w:top w:w="100" w:type="dxa"/>
+          <w:start w:w="100" w:type="dxa"/>
+          <w:bottom w:w="100" w:type="dxa"/>
+          <w:end w:w="100" w:type="dxa"/>
+        </w:tblCellMar>
+        <w:tblLook w:val="0600" w:noHBand="1" w:noVBand="1" w:firstColumn="0" w:lastRow="0" w:lastColumn="0" w:firstRow="0"/>
       </w:tblPr>
       <w:tblGrid>
         <w:gridCol w:w="9029"/>
       </w:tblGrid>
       <w:tr>
+        <w:trPr/>
         <w:tc>
           <w:tcPr>
             <w:tcW w:w="9029" w:type="dxa"/>
             <w:tcBorders>
               <w:top w:val="single" w:sz="8" w:space="0" w:color="EFEFEF"/>
-              <w:left w:val="single" w:sz="8" w:space="0" w:color="EFEFEF"/>
+              <w:start w:val="single" w:sz="8" w:space="0" w:color="EFEFEF"/>
               <w:bottom w:val="single" w:sz="8" w:space="0" w:color="EFEFEF"/>
-              <w:right w:val="single" w:sz="8" w:space="0" w:color="EFEFEF"/>
+              <w:end w:val="single" w:sz="8" w:space="0" w:color="EFEFEF"/>
             </w:tcBorders>
-            <w:shd w:val="clear" w:color="auto" w:fill="EFEFEF"/>
-            <w:tcMar>
-              <w:top w:w="100" w:type="dxa"/>
-              <w:left w:w="100" w:type="dxa"/>
-              <w:bottom w:w="100" w:type="dxa"/>
-              <w:right w:w="100" w:type="dxa"/>
-            </w:tcMar>
+            <w:shd w:color="auto" w:fill="EFEFEF" w:val="clear"/>
           </w:tcPr>
           <w:p>
             <w:pPr>
-              <w:rPr>
-                <w:rFonts w:ascii="Ubuntu Mono" w:eastAsia="Ubuntu Mono" w:hAnsi="Ubuntu Mono" w:cs="Ubuntu Mono"/>
+              <w:pStyle w:val="Normal"/>
+              <w:rPr>
+                <w:rFonts w:ascii="Ubuntu Mono" w:hAnsi="Ubuntu Mono" w:eastAsia="Ubuntu Mono" w:cs="Ubuntu Mono"/>
                 <w:color w:val="FF0000"/>
               </w:rPr>
             </w:pPr>
+            <w:r>
+              <w:rPr>
+                <w:rFonts w:eastAsia="Ubuntu Mono" w:cs="Ubuntu Mono" w:ascii="Ubuntu Mono" w:hAnsi="Ubuntu Mono"/>
+                <w:color w:val="FF0000"/>
+              </w:rPr>
+            </w:r>
           </w:p>
         </w:tc>
       </w:tr>
     </w:tbl>
-    <w:p/>
+    <w:p>
+      <w:pPr>
+        <w:pStyle w:val="Normal"/>
+        <w:rPr/>
+      </w:pPr>
+      <w:r>
+        <w:rPr/>
+      </w:r>
+    </w:p>
     <w:p>
       <w:pPr>
         <w:pStyle w:val="Heading2"/>
@@ -1137,8 +1261,8 @@
           <w:rFonts w:ascii="Aptos" w:hAnsi="Aptos"/>
         </w:rPr>
       </w:pPr>
-      <w:bookmarkStart w:id="11" w:name="_u98akpll55m6" w:colFirst="0" w:colLast="0"/>
-      <w:bookmarkEnd w:id="11"/>
+      <w:bookmarkStart w:id="12" w:name="_u98akpll55m6"/>
+      <w:bookmarkEnd w:id="12"/>
       <w:r>
         <w:rPr>
           <w:rFonts w:ascii="Aptos" w:hAnsi="Aptos"/>
@@ -1153,8 +1277,8 @@
           <w:rFonts w:ascii="Aptos" w:hAnsi="Aptos"/>
         </w:rPr>
       </w:pPr>
-      <w:bookmarkStart w:id="12" w:name="_6go6nwlorxcy" w:colFirst="0" w:colLast="0"/>
-      <w:bookmarkEnd w:id="12"/>
+      <w:bookmarkStart w:id="13" w:name="_6go6nwlorxcy"/>
+      <w:bookmarkEnd w:id="13"/>
       <w:r>
         <w:rPr>
           <w:rFonts w:ascii="Aptos" w:hAnsi="Aptos"/>
@@ -1164,7 +1288,8 @@
     </w:p>
     <w:p>
       <w:pPr>
-        <w:spacing w:after="240"/>
+        <w:pStyle w:val="Normal"/>
+        <w:spacing w:before="0" w:after="240"/>
         <w:jc w:val="both"/>
         <w:rPr>
           <w:rFonts w:ascii="Aptos" w:hAnsi="Aptos"/>
@@ -1172,6 +1297,13 @@
           <w:szCs w:val="24"/>
         </w:rPr>
       </w:pPr>
+      <w:r>
+        <w:rPr>
+          <w:rFonts w:ascii="Aptos" w:hAnsi="Aptos"/>
+          <w:sz w:val="24"/>
+          <w:szCs w:val="24"/>
+        </w:rPr>
+      </w:r>
     </w:p>
     <w:p>
       <w:pPr>
@@ -1180,8 +1312,8 @@
           <w:rFonts w:ascii="Aptos" w:hAnsi="Aptos"/>
         </w:rPr>
       </w:pPr>
-      <w:bookmarkStart w:id="13" w:name="_7u8vqnyhnf5n" w:colFirst="0" w:colLast="0"/>
-      <w:bookmarkEnd w:id="13"/>
+      <w:bookmarkStart w:id="14" w:name="_7u8vqnyhnf5n"/>
+      <w:bookmarkEnd w:id="14"/>
       <w:r>
         <w:rPr>
           <w:rFonts w:ascii="Aptos" w:hAnsi="Aptos"/>
@@ -1193,49 +1325,58 @@
       <w:tblPr>
         <w:tblStyle w:val="a3"/>
         <w:tblW w:w="9029" w:type="dxa"/>
-        <w:tblBorders>
-          <w:top w:val="single" w:sz="8" w:space="0" w:color="000000"/>
-          <w:left w:val="single" w:sz="8" w:space="0" w:color="000000"/>
-          <w:bottom w:val="single" w:sz="8" w:space="0" w:color="000000"/>
-          <w:right w:val="single" w:sz="8" w:space="0" w:color="000000"/>
-          <w:insideH w:val="single" w:sz="8" w:space="0" w:color="000000"/>
-          <w:insideV w:val="single" w:sz="8" w:space="0" w:color="000000"/>
-        </w:tblBorders>
+        <w:jc w:val="start"/>
+        <w:tblInd w:w="0" w:type="dxa"/>
         <w:tblLayout w:type="fixed"/>
-        <w:tblLook w:val="0600" w:firstRow="0" w:lastRow="0" w:firstColumn="0" w:lastColumn="0" w:noHBand="1" w:noVBand="1"/>
+        <w:tblCellMar>
+          <w:top w:w="100" w:type="dxa"/>
+          <w:start w:w="100" w:type="dxa"/>
+          <w:bottom w:w="100" w:type="dxa"/>
+          <w:end w:w="100" w:type="dxa"/>
+        </w:tblCellMar>
+        <w:tblLook w:val="0600" w:noHBand="1" w:noVBand="1" w:firstColumn="0" w:lastRow="0" w:lastColumn="0" w:firstRow="0"/>
       </w:tblPr>
       <w:tblGrid>
         <w:gridCol w:w="9029"/>
       </w:tblGrid>
       <w:tr>
+        <w:trPr/>
         <w:tc>
           <w:tcPr>
             <w:tcW w:w="9029" w:type="dxa"/>
             <w:tcBorders>
               <w:top w:val="single" w:sz="8" w:space="0" w:color="EFEFEF"/>
-              <w:left w:val="single" w:sz="8" w:space="0" w:color="EFEFEF"/>
+              <w:start w:val="single" w:sz="8" w:space="0" w:color="EFEFEF"/>
               <w:bottom w:val="single" w:sz="8" w:space="0" w:color="EFEFEF"/>
-              <w:right w:val="single" w:sz="8" w:space="0" w:color="EFEFEF"/>
+              <w:end w:val="single" w:sz="8" w:space="0" w:color="EFEFEF"/>
             </w:tcBorders>
-            <w:shd w:val="clear" w:color="auto" w:fill="EFEFEF"/>
-            <w:tcMar>
-              <w:top w:w="100" w:type="dxa"/>
-              <w:left w:w="100" w:type="dxa"/>
-              <w:bottom w:w="100" w:type="dxa"/>
-              <w:right w:w="100" w:type="dxa"/>
-            </w:tcMar>
+            <w:shd w:color="auto" w:fill="EFEFEF" w:val="clear"/>
           </w:tcPr>
           <w:p>
             <w:pPr>
-              <w:rPr>
-                <w:rFonts w:ascii="Ubuntu Mono" w:eastAsia="Ubuntu Mono" w:hAnsi="Ubuntu Mono" w:cs="Ubuntu Mono"/>
+              <w:pStyle w:val="Normal"/>
+              <w:rPr>
+                <w:rFonts w:ascii="Ubuntu Mono" w:hAnsi="Ubuntu Mono" w:eastAsia="Ubuntu Mono" w:cs="Ubuntu Mono"/>
               </w:rPr>
             </w:pPr>
+            <w:r>
+              <w:rPr>
+                <w:rFonts w:eastAsia="Ubuntu Mono" w:cs="Ubuntu Mono" w:ascii="Ubuntu Mono" w:hAnsi="Ubuntu Mono"/>
+              </w:rPr>
+            </w:r>
           </w:p>
         </w:tc>
       </w:tr>
     </w:tbl>
-    <w:p/>
+    <w:p>
+      <w:pPr>
+        <w:pStyle w:val="Normal"/>
+        <w:rPr/>
+      </w:pPr>
+      <w:r>
+        <w:rPr/>
+      </w:r>
+    </w:p>
     <w:p>
       <w:pPr>
         <w:pStyle w:val="Heading2"/>
@@ -1243,8 +1384,8 @@
           <w:rFonts w:ascii="Aptos" w:hAnsi="Aptos"/>
         </w:rPr>
       </w:pPr>
-      <w:bookmarkStart w:id="14" w:name="_m7wumdfhizra" w:colFirst="0" w:colLast="0"/>
-      <w:bookmarkEnd w:id="14"/>
+      <w:bookmarkStart w:id="15" w:name="_m7wumdfhizra"/>
+      <w:bookmarkEnd w:id="15"/>
       <w:r>
         <w:rPr>
           <w:rFonts w:ascii="Aptos" w:hAnsi="Aptos"/>
@@ -1259,8 +1400,8 @@
           <w:rFonts w:ascii="Aptos" w:hAnsi="Aptos"/>
         </w:rPr>
       </w:pPr>
-      <w:bookmarkStart w:id="15" w:name="_7gypjy30jvuu" w:colFirst="0" w:colLast="0"/>
-      <w:bookmarkEnd w:id="15"/>
+      <w:bookmarkStart w:id="16" w:name="_7gypjy30jvuu"/>
+      <w:bookmarkEnd w:id="16"/>
       <w:r>
         <w:rPr>
           <w:rFonts w:ascii="Aptos" w:hAnsi="Aptos"/>
@@ -1270,7 +1411,8 @@
     </w:p>
     <w:p>
       <w:pPr>
-        <w:spacing w:after="240"/>
+        <w:pStyle w:val="Normal"/>
+        <w:spacing w:before="0" w:after="240"/>
         <w:jc w:val="both"/>
         <w:rPr>
           <w:rFonts w:ascii="Aptos" w:hAnsi="Aptos"/>
@@ -1278,6 +1420,13 @@
           <w:szCs w:val="24"/>
         </w:rPr>
       </w:pPr>
+      <w:r>
+        <w:rPr>
+          <w:rFonts w:ascii="Aptos" w:hAnsi="Aptos"/>
+          <w:sz w:val="24"/>
+          <w:szCs w:val="24"/>
+        </w:rPr>
+      </w:r>
     </w:p>
     <w:p>
       <w:pPr>
@@ -1286,8 +1435,8 @@
           <w:rFonts w:ascii="Aptos" w:hAnsi="Aptos"/>
         </w:rPr>
       </w:pPr>
-      <w:bookmarkStart w:id="16" w:name="_bigzonmn3236" w:colFirst="0" w:colLast="0"/>
-      <w:bookmarkEnd w:id="16"/>
+      <w:bookmarkStart w:id="17" w:name="_bigzonmn3236"/>
+      <w:bookmarkEnd w:id="17"/>
       <w:r>
         <w:rPr>
           <w:rFonts w:ascii="Aptos" w:hAnsi="Aptos"/>
@@ -1299,72 +1448,83 @@
       <w:tblPr>
         <w:tblStyle w:val="a4"/>
         <w:tblW w:w="9029" w:type="dxa"/>
-        <w:tblBorders>
-          <w:top w:val="single" w:sz="8" w:space="0" w:color="000000"/>
-          <w:left w:val="single" w:sz="8" w:space="0" w:color="000000"/>
-          <w:bottom w:val="single" w:sz="8" w:space="0" w:color="000000"/>
-          <w:right w:val="single" w:sz="8" w:space="0" w:color="000000"/>
-          <w:insideH w:val="single" w:sz="8" w:space="0" w:color="000000"/>
-          <w:insideV w:val="single" w:sz="8" w:space="0" w:color="000000"/>
-        </w:tblBorders>
+        <w:jc w:val="start"/>
+        <w:tblInd w:w="0" w:type="dxa"/>
         <w:tblLayout w:type="fixed"/>
-        <w:tblLook w:val="0600" w:firstRow="0" w:lastRow="0" w:firstColumn="0" w:lastColumn="0" w:noHBand="1" w:noVBand="1"/>
+        <w:tblCellMar>
+          <w:top w:w="100" w:type="dxa"/>
+          <w:start w:w="100" w:type="dxa"/>
+          <w:bottom w:w="100" w:type="dxa"/>
+          <w:end w:w="100" w:type="dxa"/>
+        </w:tblCellMar>
+        <w:tblLook w:val="0600" w:noHBand="1" w:noVBand="1" w:firstColumn="0" w:lastRow="0" w:lastColumn="0" w:firstRow="0"/>
       </w:tblPr>
       <w:tblGrid>
         <w:gridCol w:w="9029"/>
       </w:tblGrid>
       <w:tr>
+        <w:trPr/>
         <w:tc>
           <w:tcPr>
             <w:tcW w:w="9029" w:type="dxa"/>
             <w:tcBorders>
               <w:top w:val="single" w:sz="8" w:space="0" w:color="EFEFEF"/>
-              <w:left w:val="single" w:sz="8" w:space="0" w:color="EFEFEF"/>
+              <w:start w:val="single" w:sz="8" w:space="0" w:color="EFEFEF"/>
               <w:bottom w:val="single" w:sz="8" w:space="0" w:color="EFEFEF"/>
-              <w:right w:val="single" w:sz="8" w:space="0" w:color="EFEFEF"/>
+              <w:end w:val="single" w:sz="8" w:space="0" w:color="EFEFEF"/>
             </w:tcBorders>
-            <w:shd w:val="clear" w:color="auto" w:fill="EFEFEF"/>
-            <w:tcMar>
-              <w:top w:w="100" w:type="dxa"/>
-              <w:left w:w="100" w:type="dxa"/>
-              <w:bottom w:w="100" w:type="dxa"/>
-              <w:right w:w="100" w:type="dxa"/>
-            </w:tcMar>
+            <w:shd w:color="auto" w:fill="EFEFEF" w:val="clear"/>
           </w:tcPr>
           <w:p>
             <w:pPr>
-              <w:rPr>
-                <w:rFonts w:ascii="Ubuntu Mono" w:eastAsia="Ubuntu Mono" w:hAnsi="Ubuntu Mono" w:cs="Ubuntu Mono"/>
+              <w:pStyle w:val="Normal"/>
+              <w:rPr>
+                <w:rFonts w:ascii="Ubuntu Mono" w:hAnsi="Ubuntu Mono" w:eastAsia="Ubuntu Mono" w:cs="Ubuntu Mono"/>
                 <w:b/>
               </w:rPr>
             </w:pPr>
+            <w:r>
+              <w:rPr>
+                <w:rFonts w:eastAsia="Ubuntu Mono" w:cs="Ubuntu Mono" w:ascii="Ubuntu Mono" w:hAnsi="Ubuntu Mono"/>
+                <w:b/>
+              </w:rPr>
+            </w:r>
           </w:p>
         </w:tc>
       </w:tr>
     </w:tbl>
     <w:p>
       <w:pPr>
-        <w:rPr>
-          <w:rFonts w:ascii="Helvetica Neue" w:eastAsia="Helvetica Neue" w:hAnsi="Helvetica Neue" w:cs="Helvetica Neue"/>
-        </w:rPr>
-      </w:pPr>
+        <w:pStyle w:val="Normal"/>
+        <w:rPr>
+          <w:rFonts w:ascii="Helvetica Neue" w:hAnsi="Helvetica Neue" w:eastAsia="Helvetica Neue" w:cs="Helvetica Neue"/>
+        </w:rPr>
+      </w:pPr>
+      <w:r>
+        <w:rPr>
+          <w:rFonts w:eastAsia="Helvetica Neue" w:cs="Helvetica Neue" w:ascii="Helvetica Neue" w:hAnsi="Helvetica Neue"/>
+        </w:rPr>
+      </w:r>
     </w:p>
     <w:sectPr>
-      <w:pgSz w:w="11909" w:h="16834"/>
-      <w:pgMar w:top="1440" w:right="1440" w:bottom="1440" w:left="1440" w:header="720" w:footer="720" w:gutter="0"/>
-      <w:pgNumType w:start="1"/>
-      <w:cols w:space="720"/>
+      <w:type w:val="nextPage"/>
+      <w:pgSz w:w="11906" w:h="16838"/>
+      <w:pgMar w:left="1440" w:right="1440" w:gutter="0" w:header="0" w:top="1440" w:footer="0" w:bottom="1440"/>
+      <w:pgNumType w:start="1" w:fmt="decimal"/>
+      <w:formProt w:val="false"/>
+      <w:textDirection w:val="lrTb"/>
+      <w:docGrid w:type="default" w:linePitch="100" w:charSpace="0"/>
     </w:sectPr>
   </w:body>
 </w:document>
 </file>
 
 <file path=word/styles.xml><?xml version="1.0" encoding="utf-8"?>
-<w:styles xmlns:mc="http://schemas.openxmlformats.org/markup-compatibility/2006" xmlns:r="http://schemas.openxmlformats.org/officeDocument/2006/relationships" xmlns:w="http://schemas.openxmlformats.org/wordprocessingml/2006/main" xmlns:w14="http://schemas.microsoft.com/office/word/2010/wordml" xmlns:w15="http://schemas.microsoft.com/office/word/2012/wordml" xmlns:w16cex="http://schemas.microsoft.com/office/word/2018/wordml/cex" xmlns:w16cid="http://schemas.microsoft.com/office/word/2016/wordml/cid" xmlns:w16="http://schemas.microsoft.com/office/word/2018/wordml" xmlns:w16du="http://schemas.microsoft.com/office/word/2023/wordml/word16du" xmlns:w16sdtdh="http://schemas.microsoft.com/office/word/2020/wordml/sdtdatahash" xmlns:w16sdtfl="http://schemas.microsoft.com/office/word/2024/wordml/sdtformatlock" xmlns:w16se="http://schemas.microsoft.com/office/word/2015/wordml/symex" mc:Ignorable="w14 w15 w16se w16cid w16 w16cex w16sdtdh w16sdtfl w16du">
+<w:styles xmlns:w="http://schemas.openxmlformats.org/wordprocessingml/2006/main" xmlns:w14="http://schemas.microsoft.com/office/word/2010/wordml" xmlns:mc="http://schemas.openxmlformats.org/markup-compatibility/2006" mc:Ignorable="w14">
   <w:docDefaults>
     <w:rPrDefault>
       <w:rPr>
-        <w:rFonts w:ascii="Arial" w:eastAsia="Arial" w:hAnsi="Arial" w:cs="Arial"/>
+        <w:rFonts w:ascii="Arial" w:hAnsi="Arial" w:eastAsia="Arial" w:cs="Arial"/>
         <w:sz w:val="22"/>
         <w:szCs w:val="22"/>
         <w:lang w:val="en-GB" w:eastAsia="en-US" w:bidi="ar-SA"/>
@@ -1372,21 +1532,21 @@
     </w:rPrDefault>
     <w:pPrDefault>
       <w:pPr>
-        <w:spacing w:line="276" w:lineRule="auto"/>
+        <w:suppressAutoHyphens w:val="true"/>
       </w:pPr>
     </w:pPrDefault>
   </w:docDefaults>
   <w:latentStyles w:defLockedState="0" w:defUIPriority="99" w:defSemiHidden="0" w:defUnhideWhenUsed="0" w:defQFormat="0" w:count="376">
     <w:lsdException w:name="Normal" w:uiPriority="0" w:qFormat="1"/>
     <w:lsdException w:name="heading 1" w:uiPriority="9" w:qFormat="1"/>
-    <w:lsdException w:name="heading 2" w:semiHidden="1" w:uiPriority="9" w:unhideWhenUsed="1" w:qFormat="1"/>
-    <w:lsdException w:name="heading 3" w:semiHidden="1" w:uiPriority="9" w:unhideWhenUsed="1" w:qFormat="1"/>
-    <w:lsdException w:name="heading 4" w:semiHidden="1" w:uiPriority="9" w:unhideWhenUsed="1" w:qFormat="1"/>
-    <w:lsdException w:name="heading 5" w:semiHidden="1" w:uiPriority="9" w:unhideWhenUsed="1" w:qFormat="1"/>
-    <w:lsdException w:name="heading 6" w:semiHidden="1" w:uiPriority="9" w:unhideWhenUsed="1" w:qFormat="1"/>
-    <w:lsdException w:name="heading 7" w:semiHidden="1" w:uiPriority="9" w:unhideWhenUsed="1" w:qFormat="1"/>
-    <w:lsdException w:name="heading 8" w:semiHidden="1" w:uiPriority="9" w:unhideWhenUsed="1" w:qFormat="1"/>
-    <w:lsdException w:name="heading 9" w:semiHidden="1" w:uiPriority="9" w:unhideWhenUsed="1" w:qFormat="1"/>
+    <w:lsdException w:name="heading 2" w:uiPriority="9" w:semiHidden="1" w:unhideWhenUsed="1" w:qFormat="1"/>
+    <w:lsdException w:name="heading 3" w:uiPriority="9" w:semiHidden="1" w:unhideWhenUsed="1" w:qFormat="1"/>
+    <w:lsdException w:name="heading 4" w:uiPriority="9" w:semiHidden="1" w:unhideWhenUsed="1" w:qFormat="1"/>
+    <w:lsdException w:name="heading 5" w:uiPriority="9" w:semiHidden="1" w:unhideWhenUsed="1" w:qFormat="1"/>
+    <w:lsdException w:name="heading 6" w:uiPriority="9" w:semiHidden="1" w:unhideWhenUsed="1" w:qFormat="1"/>
+    <w:lsdException w:name="heading 7" w:uiPriority="9" w:semiHidden="1" w:unhideWhenUsed="1" w:qFormat="1"/>
+    <w:lsdException w:name="heading 8" w:uiPriority="9" w:semiHidden="1" w:unhideWhenUsed="1" w:qFormat="1"/>
+    <w:lsdException w:name="heading 9" w:uiPriority="9" w:semiHidden="1" w:unhideWhenUsed="1" w:qFormat="1"/>
     <w:lsdException w:name="index 1" w:semiHidden="1" w:unhideWhenUsed="1"/>
     <w:lsdException w:name="index 2" w:semiHidden="1" w:unhideWhenUsed="1"/>
     <w:lsdException w:name="index 3" w:semiHidden="1" w:unhideWhenUsed="1"/>
@@ -1396,22 +1556,22 @@
     <w:lsdException w:name="index 7" w:semiHidden="1" w:unhideWhenUsed="1"/>
     <w:lsdException w:name="index 8" w:semiHidden="1" w:unhideWhenUsed="1"/>
     <w:lsdException w:name="index 9" w:semiHidden="1" w:unhideWhenUsed="1"/>
-    <w:lsdException w:name="toc 1" w:semiHidden="1" w:uiPriority="39" w:unhideWhenUsed="1"/>
-    <w:lsdException w:name="toc 2" w:semiHidden="1" w:uiPriority="39" w:unhideWhenUsed="1"/>
-    <w:lsdException w:name="toc 3" w:semiHidden="1" w:uiPriority="39" w:unhideWhenUsed="1"/>
-    <w:lsdException w:name="toc 4" w:semiHidden="1" w:uiPriority="39" w:unhideWhenUsed="1"/>
-    <w:lsdException w:name="toc 5" w:semiHidden="1" w:uiPriority="39" w:unhideWhenUsed="1"/>
-    <w:lsdException w:name="toc 6" w:semiHidden="1" w:uiPriority="39" w:unhideWhenUsed="1"/>
-    <w:lsdException w:name="toc 7" w:semiHidden="1" w:uiPriority="39" w:unhideWhenUsed="1"/>
-    <w:lsdException w:name="toc 8" w:semiHidden="1" w:uiPriority="39" w:unhideWhenUsed="1"/>
-    <w:lsdException w:name="toc 9" w:semiHidden="1" w:uiPriority="39" w:unhideWhenUsed="1"/>
+    <w:lsdException w:name="toc 1" w:uiPriority="39" w:semiHidden="1" w:unhideWhenUsed="1"/>
+    <w:lsdException w:name="toc 2" w:uiPriority="39" w:semiHidden="1" w:unhideWhenUsed="1"/>
+    <w:lsdException w:name="toc 3" w:uiPriority="39" w:semiHidden="1" w:unhideWhenUsed="1"/>
+    <w:lsdException w:name="toc 4" w:uiPriority="39" w:semiHidden="1" w:unhideWhenUsed="1"/>
+    <w:lsdException w:name="toc 5" w:uiPriority="39" w:semiHidden="1" w:unhideWhenUsed="1"/>
+    <w:lsdException w:name="toc 6" w:uiPriority="39" w:semiHidden="1" w:unhideWhenUsed="1"/>
+    <w:lsdException w:name="toc 7" w:uiPriority="39" w:semiHidden="1" w:unhideWhenUsed="1"/>
+    <w:lsdException w:name="toc 8" w:uiPriority="39" w:semiHidden="1" w:unhideWhenUsed="1"/>
+    <w:lsdException w:name="toc 9" w:uiPriority="39" w:semiHidden="1" w:unhideWhenUsed="1"/>
     <w:lsdException w:name="Normal Indent" w:semiHidden="1" w:unhideWhenUsed="1"/>
     <w:lsdException w:name="footnote text" w:semiHidden="1" w:unhideWhenUsed="1"/>
     <w:lsdException w:name="annotation text" w:semiHidden="1" w:unhideWhenUsed="1"/>
     <w:lsdException w:name="header" w:semiHidden="1" w:unhideWhenUsed="1"/>
     <w:lsdException w:name="footer" w:semiHidden="1" w:unhideWhenUsed="1"/>
     <w:lsdException w:name="index heading" w:semiHidden="1" w:unhideWhenUsed="1"/>
-    <w:lsdException w:name="caption" w:semiHidden="1" w:uiPriority="35" w:unhideWhenUsed="1" w:qFormat="1"/>
+    <w:lsdException w:name="caption" w:uiPriority="35" w:semiHidden="1" w:unhideWhenUsed="1" w:qFormat="1"/>
     <w:lsdException w:name="table of figures" w:semiHidden="1" w:unhideWhenUsed="1"/>
     <w:lsdException w:name="envelope address" w:semiHidden="1" w:unhideWhenUsed="1"/>
     <w:lsdException w:name="envelope return" w:semiHidden="1" w:unhideWhenUsed="1"/>
@@ -1442,7 +1602,7 @@
     <w:lsdException w:name="Title" w:uiPriority="10" w:qFormat="1"/>
     <w:lsdException w:name="Closing" w:semiHidden="1" w:unhideWhenUsed="1"/>
     <w:lsdException w:name="Signature" w:semiHidden="1" w:unhideWhenUsed="1"/>
-    <w:lsdException w:name="Default Paragraph Font" w:semiHidden="1" w:uiPriority="1" w:unhideWhenUsed="1"/>
+    <w:lsdException w:name="Default Paragraph Font" w:uiPriority="1" w:semiHidden="1" w:unhideWhenUsed="1"/>
     <w:lsdException w:name="Body Text" w:semiHidden="1" w:unhideWhenUsed="1"/>
     <w:lsdException w:name="Body Text Indent" w:semiHidden="1" w:unhideWhenUsed="1"/>
     <w:lsdException w:name="List Continue" w:semiHidden="1" w:unhideWhenUsed="1"/>
@@ -1642,8 +1802,8 @@
     <w:lsdException w:name="Subtle Reference" w:uiPriority="31" w:qFormat="1"/>
     <w:lsdException w:name="Intense Reference" w:uiPriority="32" w:qFormat="1"/>
     <w:lsdException w:name="Book Title" w:uiPriority="33" w:qFormat="1"/>
-    <w:lsdException w:name="Bibliography" w:semiHidden="1" w:uiPriority="37" w:unhideWhenUsed="1"/>
-    <w:lsdException w:name="TOC Heading" w:semiHidden="1" w:uiPriority="39" w:unhideWhenUsed="1" w:qFormat="1"/>
+    <w:lsdException w:name="Bibliography" w:uiPriority="37" w:semiHidden="1" w:unhideWhenUsed="1"/>
+    <w:lsdException w:name="TOC Heading" w:uiPriority="39" w:semiHidden="1" w:unhideWhenUsed="1" w:qFormat="1"/>
     <w:lsdException w:name="Plain Table 1" w:uiPriority="41"/>
     <w:lsdException w:name="Plain Table 2" w:uiPriority="42"/>
     <w:lsdException w:name="Plain Table 3" w:uiPriority="43"/>
@@ -1754,9 +1914,23 @@
     <w:lsdException w:name="Unresolved Mention" w:semiHidden="1" w:unhideWhenUsed="1"/>
     <w:lsdException w:name="Smart Link" w:semiHidden="1" w:unhideWhenUsed="1"/>
   </w:latentStyles>
-  <w:style w:type="paragraph" w:default="1" w:styleId="Normal">
+  <w:style w:type="paragraph" w:styleId="Normal" w:default="1">
     <w:name w:val="Normal"/>
     <w:qFormat/>
+    <w:pPr>
+      <w:widowControl/>
+      <w:bidi w:val="0"/>
+      <w:spacing w:lineRule="auto" w:line="276" w:before="0" w:after="0"/>
+      <w:jc w:val="start"/>
+    </w:pPr>
+    <w:rPr>
+      <w:rFonts w:ascii="Arial" w:hAnsi="Arial" w:eastAsia="Arial" w:cs="Arial"/>
+      <w:color w:val="auto"/>
+      <w:kern w:val="0"/>
+      <w:sz w:val="22"/>
+      <w:szCs w:val="22"/>
+      <w:lang w:val="en-GB" w:eastAsia="en-US" w:bidi="ar-SA"/>
+    </w:rPr>
   </w:style>
   <w:style w:type="paragraph" w:styleId="Heading1">
     <w:name w:val="heading 1"/>
@@ -1765,7 +1939,7 @@
     <w:uiPriority w:val="9"/>
     <w:qFormat/>
     <w:pPr>
-      <w:keepNext/>
+      <w:keepNext w:val="true"/>
       <w:keepLines/>
       <w:spacing w:before="400" w:after="120"/>
       <w:outlineLvl w:val="0"/>
@@ -1783,13 +1957,13 @@
     <w:unhideWhenUsed/>
     <w:qFormat/>
     <w:pPr>
-      <w:keepNext/>
+      <w:keepNext w:val="true"/>
       <w:keepLines/>
       <w:spacing w:before="200" w:after="200"/>
       <w:outlineLvl w:val="1"/>
     </w:pPr>
     <w:rPr>
-      <w:rFonts w:ascii="Helvetica Neue" w:eastAsia="Helvetica Neue" w:hAnsi="Helvetica Neue" w:cs="Helvetica Neue"/>
+      <w:rFonts w:ascii="Helvetica Neue" w:hAnsi="Helvetica Neue" w:eastAsia="Helvetica Neue" w:cs="Helvetica Neue"/>
       <w:b/>
       <w:sz w:val="28"/>
       <w:szCs w:val="28"/>
@@ -1803,13 +1977,13 @@
     <w:unhideWhenUsed/>
     <w:qFormat/>
     <w:pPr>
-      <w:keepNext/>
+      <w:keepNext w:val="true"/>
       <w:keepLines/>
-      <w:spacing w:after="200"/>
+      <w:spacing w:before="0" w:after="200"/>
       <w:outlineLvl w:val="2"/>
     </w:pPr>
     <w:rPr>
-      <w:rFonts w:ascii="Helvetica Neue" w:eastAsia="Helvetica Neue" w:hAnsi="Helvetica Neue" w:cs="Helvetica Neue"/>
+      <w:rFonts w:ascii="Helvetica Neue" w:hAnsi="Helvetica Neue" w:eastAsia="Helvetica Neue" w:cs="Helvetica Neue"/>
       <w:sz w:val="24"/>
       <w:szCs w:val="24"/>
       <w:u w:val="single"/>
@@ -1824,7 +1998,7 @@
     <w:unhideWhenUsed/>
     <w:qFormat/>
     <w:pPr>
-      <w:keepNext/>
+      <w:keepNext w:val="true"/>
       <w:keepLines/>
       <w:spacing w:before="280" w:after="80"/>
       <w:outlineLvl w:val="3"/>
@@ -1844,7 +2018,7 @@
     <w:unhideWhenUsed/>
     <w:qFormat/>
     <w:pPr>
-      <w:keepNext/>
+      <w:keepNext w:val="true"/>
       <w:keepLines/>
       <w:spacing w:before="240" w:after="80"/>
       <w:outlineLvl w:val="4"/>
@@ -1862,7 +2036,7 @@
     <w:unhideWhenUsed/>
     <w:qFormat/>
     <w:pPr>
-      <w:keepNext/>
+      <w:keepNext w:val="true"/>
       <w:keepLines/>
       <w:spacing w:before="240" w:after="80"/>
       <w:outlineLvl w:val="5"/>
@@ -1872,32 +2046,71 @@
       <w:color w:val="666666"/>
     </w:rPr>
   </w:style>
-  <w:style w:type="character" w:default="1" w:styleId="DefaultParagraphFont">
+  <w:style w:type="character" w:styleId="DefaultParagraphFont" w:default="1">
     <w:name w:val="Default Paragraph Font"/>
     <w:uiPriority w:val="1"/>
     <w:semiHidden/>
     <w:unhideWhenUsed/>
+    <w:qFormat/>
+    <w:rPr/>
   </w:style>
-  <w:style w:type="table" w:default="1" w:styleId="TableNormal">
-    <w:name w:val="Normal Table"/>
-    <w:uiPriority w:val="99"/>
-    <w:semiHidden/>
-    <w:unhideWhenUsed/>
-    <w:tblPr>
-      <w:tblInd w:w="0" w:type="dxa"/>
-      <w:tblCellMar>
-        <w:top w:w="0" w:type="dxa"/>
-        <w:left w:w="108" w:type="dxa"/>
-        <w:bottom w:w="0" w:type="dxa"/>
-        <w:right w:w="108" w:type="dxa"/>
-      </w:tblCellMar>
-    </w:tblPr>
+  <w:style w:type="paragraph" w:styleId="Heading">
+    <w:name w:val="Heading"/>
+    <w:basedOn w:val="Normal"/>
+    <w:next w:val="BodyText"/>
+    <w:qFormat/>
+    <w:pPr>
+      <w:keepNext w:val="true"/>
+      <w:spacing w:before="240" w:after="120"/>
+    </w:pPr>
+    <w:rPr>
+      <w:rFonts w:ascii="Liberation Sans" w:hAnsi="Liberation Sans" w:eastAsia="Noto Sans CJK SC" w:cs="Noto Sans Devanagari"/>
+      <w:sz w:val="28"/>
+      <w:szCs w:val="28"/>
+    </w:rPr>
   </w:style>
-  <w:style w:type="numbering" w:default="1" w:styleId="NoList">
-    <w:name w:val="No List"/>
-    <w:uiPriority w:val="99"/>
-    <w:semiHidden/>
-    <w:unhideWhenUsed/>
+  <w:style w:type="paragraph" w:styleId="BodyText">
+    <w:name w:val="Body Text"/>
+    <w:basedOn w:val="Normal"/>
+    <w:pPr>
+      <w:spacing w:lineRule="auto" w:line="276" w:before="0" w:after="140"/>
+    </w:pPr>
+    <w:rPr/>
+  </w:style>
+  <w:style w:type="paragraph" w:styleId="List">
+    <w:name w:val="List"/>
+    <w:basedOn w:val="BodyText"/>
+    <w:pPr/>
+    <w:rPr>
+      <w:rFonts w:cs="Noto Sans Devanagari"/>
+    </w:rPr>
+  </w:style>
+  <w:style w:type="paragraph" w:styleId="Caption">
+    <w:name w:val="caption"/>
+    <w:basedOn w:val="Normal"/>
+    <w:qFormat/>
+    <w:pPr>
+      <w:suppressLineNumbers/>
+      <w:spacing w:before="120" w:after="120"/>
+    </w:pPr>
+    <w:rPr>
+      <w:rFonts w:cs="Noto Sans Devanagari"/>
+      <w:i/>
+      <w:iCs/>
+      <w:sz w:val="24"/>
+      <w:szCs w:val="24"/>
+    </w:rPr>
+  </w:style>
+  <w:style w:type="paragraph" w:styleId="Index">
+    <w:name w:val="Index"/>
+    <w:basedOn w:val="Normal"/>
+    <w:qFormat/>
+    <w:pPr>
+      <w:suppressLineNumbers/>
+    </w:pPr>
+    <w:rPr>
+      <w:rFonts w:cs="Noto Sans Devanagari"/>
+    </w:rPr>
   </w:style>
   <w:style w:type="paragraph" w:styleId="Title">
     <w:name w:val="Title"/>
@@ -1906,9 +2119,9 @@
     <w:uiPriority w:val="10"/>
     <w:qFormat/>
     <w:pPr>
-      <w:keepNext/>
+      <w:keepNext w:val="true"/>
       <w:keepLines/>
-      <w:spacing w:after="60"/>
+      <w:spacing w:before="0" w:after="60"/>
     </w:pPr>
     <w:rPr>
       <w:sz w:val="52"/>
@@ -1922,9 +2135,9 @@
     <w:uiPriority w:val="11"/>
     <w:qFormat/>
     <w:pPr>
-      <w:keepNext/>
+      <w:keepNext w:val="true"/>
       <w:keepLines/>
-      <w:spacing w:after="320"/>
+      <w:spacing w:before="0" w:after="320"/>
     </w:pPr>
     <w:rPr>
       <w:color w:val="666666"/>
@@ -1932,81 +2145,24 @@
       <w:szCs w:val="30"/>
     </w:rPr>
   </w:style>
-  <w:style w:type="table" w:customStyle="1" w:styleId="a">
-    <w:basedOn w:val="TableNormal"/>
+  <w:style w:type="numbering" w:styleId="NoList" w:default="1">
+    <w:name w:val="No List"/>
+    <w:uiPriority w:val="99"/>
+    <w:semiHidden/>
+    <w:unhideWhenUsed/>
+    <w:qFormat/>
+  </w:style>
+  <w:style w:type="table" w:default="1" w:styleId="TableNormal">
+    <w:name w:val="Normal Table"/>
+    <w:uiPriority w:val="99"/>
+    <w:semiHidden/>
+    <w:unhideWhenUsed/>
     <w:tblPr>
-      <w:tblStyleRowBandSize w:val="1"/>
-      <w:tblStyleColBandSize w:val="1"/>
       <w:tblCellMar>
-        <w:top w:w="100" w:type="dxa"/>
-        <w:left w:w="100" w:type="dxa"/>
-        <w:bottom w:w="100" w:type="dxa"/>
-        <w:right w:w="100" w:type="dxa"/>
-      </w:tblCellMar>
-    </w:tblPr>
-  </w:style>
-  <w:style w:type="table" w:customStyle="1" w:styleId="a0">
-    <w:basedOn w:val="TableNormal"/>
-    <w:tblPr>
-      <w:tblStyleRowBandSize w:val="1"/>
-      <w:tblStyleColBandSize w:val="1"/>
-      <w:tblCellMar>
-        <w:top w:w="100" w:type="dxa"/>
-        <w:left w:w="100" w:type="dxa"/>
-        <w:bottom w:w="100" w:type="dxa"/>
-        <w:right w:w="100" w:type="dxa"/>
-      </w:tblCellMar>
-    </w:tblPr>
-  </w:style>
-  <w:style w:type="table" w:customStyle="1" w:styleId="a1">
-    <w:basedOn w:val="TableNormal"/>
-    <w:tblPr>
-      <w:tblStyleRowBandSize w:val="1"/>
-      <w:tblStyleColBandSize w:val="1"/>
-      <w:tblCellMar>
-        <w:top w:w="100" w:type="dxa"/>
-        <w:left w:w="100" w:type="dxa"/>
-        <w:bottom w:w="100" w:type="dxa"/>
-        <w:right w:w="100" w:type="dxa"/>
-      </w:tblCellMar>
-    </w:tblPr>
-  </w:style>
-  <w:style w:type="table" w:customStyle="1" w:styleId="a2">
-    <w:basedOn w:val="TableNormal"/>
-    <w:tblPr>
-      <w:tblStyleRowBandSize w:val="1"/>
-      <w:tblStyleColBandSize w:val="1"/>
-      <w:tblCellMar>
-        <w:top w:w="100" w:type="dxa"/>
-        <w:left w:w="100" w:type="dxa"/>
-        <w:bottom w:w="100" w:type="dxa"/>
-        <w:right w:w="100" w:type="dxa"/>
-      </w:tblCellMar>
-    </w:tblPr>
-  </w:style>
-  <w:style w:type="table" w:customStyle="1" w:styleId="a3">
-    <w:basedOn w:val="TableNormal"/>
-    <w:tblPr>
-      <w:tblStyleRowBandSize w:val="1"/>
-      <w:tblStyleColBandSize w:val="1"/>
-      <w:tblCellMar>
-        <w:top w:w="100" w:type="dxa"/>
-        <w:left w:w="100" w:type="dxa"/>
-        <w:bottom w:w="100" w:type="dxa"/>
-        <w:right w:w="100" w:type="dxa"/>
-      </w:tblCellMar>
-    </w:tblPr>
-  </w:style>
-  <w:style w:type="table" w:customStyle="1" w:styleId="a4">
-    <w:basedOn w:val="TableNormal"/>
-    <w:tblPr>
-      <w:tblStyleRowBandSize w:val="1"/>
-      <w:tblStyleColBandSize w:val="1"/>
-      <w:tblCellMar>
-        <w:top w:w="100" w:type="dxa"/>
-        <w:left w:w="100" w:type="dxa"/>
-        <w:bottom w:w="100" w:type="dxa"/>
-        <w:right w:w="100" w:type="dxa"/>
+        <w:top w:w="0" w:type="dxa"/>
+        <w:left w:w="108" w:type="dxa"/>
+        <w:bottom w:w="0" w:type="dxa"/>
+        <w:right w:w="108" w:type="dxa"/>
       </w:tblCellMar>
     </w:tblPr>
   </w:style>
@@ -2014,14 +2170,14 @@
 </file>
 
 <file path=word/theme/theme1.xml><?xml version="1.0" encoding="utf-8"?>
-<a:theme xmlns:a="http://schemas.openxmlformats.org/drawingml/2006/main" name="Office Theme">
+<a:theme xmlns:a="http://schemas.openxmlformats.org/drawingml/2006/main" xmlns:r="http://schemas.openxmlformats.org/officeDocument/2006/relationships" name="Office Theme">
   <a:themeElements>
     <a:clrScheme name="Office">
       <a:dk1>
-        <a:sysClr val="windowText" lastClr="000000"/>
+        <a:srgbClr val="000000"/>
       </a:dk1>
       <a:lt1>
-        <a:sysClr val="window" lastClr="FFFFFF"/>
+        <a:srgbClr val="FFFFFF"/>
       </a:lt1>
       <a:dk2>
         <a:srgbClr val="1F497D"/>
@@ -2056,284 +2212,156 @@
     </a:clrScheme>
     <a:fontScheme name="Office">
       <a:majorFont>
-        <a:latin typeface="Calibri"/>
+        <a:latin typeface="Calibri" pitchFamily="0" charset="1"/>
         <a:ea typeface=""/>
         <a:cs typeface=""/>
-        <a:font script="Jpan" typeface="ＭＳ ゴシック"/>
-        <a:font script="Hang" typeface="맑은 고딕"/>
-        <a:font script="Hans" typeface="宋体"/>
-        <a:font script="Hant" typeface="新細明體"/>
-        <a:font script="Arab" typeface="Times New Roman"/>
-        <a:font script="Hebr" typeface="Times New Roman"/>
-        <a:font script="Thai" typeface="Angsana New"/>
-        <a:font script="Ethi" typeface="Nyala"/>
-        <a:font script="Beng" typeface="Vrinda"/>
-        <a:font script="Gujr" typeface="Shruti"/>
-        <a:font script="Khmr" typeface="MoolBoran"/>
-        <a:font script="Knda" typeface="Tunga"/>
-        <a:font script="Guru" typeface="Raavi"/>
-        <a:font script="Cans" typeface="Euphemia"/>
-        <a:font script="Cher" typeface="Plantagenet Cherokee"/>
-        <a:font script="Yiii" typeface="Microsoft Yi Baiti"/>
-        <a:font script="Tibt" typeface="Microsoft Himalaya"/>
-        <a:font script="Thaa" typeface="MV Boli"/>
-        <a:font script="Deva" typeface="Mangal"/>
-        <a:font script="Telu" typeface="Gautami"/>
-        <a:font script="Taml" typeface="Latha"/>
-        <a:font script="Syrc" typeface="Estrangelo Edessa"/>
-        <a:font script="Orya" typeface="Kalinga"/>
-        <a:font script="Mlym" typeface="Kartika"/>
-        <a:font script="Laoo" typeface="DokChampa"/>
-        <a:font script="Sinh" typeface="Iskoola Pota"/>
-        <a:font script="Mong" typeface="Mongolian Baiti"/>
-        <a:font script="Viet" typeface="Times New Roman"/>
-        <a:font script="Uigh" typeface="Microsoft Uighur"/>
-        <a:font script="Geor" typeface="Sylfaen"/>
       </a:majorFont>
       <a:minorFont>
-        <a:latin typeface="Cambria"/>
+        <a:latin typeface="Cambria" pitchFamily="0" charset="1"/>
         <a:ea typeface=""/>
         <a:cs typeface=""/>
-        <a:font script="Jpan" typeface="ＭＳ 明朝"/>
-        <a:font script="Hang" typeface="맑은 고딕"/>
-        <a:font script="Hans" typeface="宋体"/>
-        <a:font script="Hant" typeface="新細明體"/>
-        <a:font script="Arab" typeface="Arial"/>
-        <a:font script="Hebr" typeface="Arial"/>
-        <a:font script="Thai" typeface="Cordia New"/>
-        <a:font script="Ethi" typeface="Nyala"/>
-        <a:font script="Beng" typeface="Vrinda"/>
-        <a:font script="Gujr" typeface="Shruti"/>
-        <a:font script="Khmr" typeface="DaunPenh"/>
-        <a:font script="Knda" typeface="Tunga"/>
-        <a:font script="Guru" typeface="Raavi"/>
-        <a:font script="Cans" typeface="Euphemia"/>
-        <a:font script="Cher" typeface="Plantagenet Cherokee"/>
-        <a:font script="Yiii" typeface="Microsoft Yi Baiti"/>
-        <a:font script="Tibt" typeface="Microsoft Himalaya"/>
-        <a:font script="Thaa" typeface="MV Boli"/>
-        <a:font script="Deva" typeface="Mangal"/>
-        <a:font script="Telu" typeface="Gautami"/>
-        <a:font script="Taml" typeface="Latha"/>
-        <a:font script="Syrc" typeface="Estrangelo Edessa"/>
-        <a:font script="Orya" typeface="Kalinga"/>
-        <a:font script="Mlym" typeface="Kartika"/>
-        <a:font script="Laoo" typeface="DokChampa"/>
-        <a:font script="Sinh" typeface="Iskoola Pota"/>
-        <a:font script="Mong" typeface="Mongolian Baiti"/>
-        <a:font script="Viet" typeface="Arial"/>
-        <a:font script="Uigh" typeface="Microsoft Uighur"/>
-        <a:font script="Geor" typeface="Sylfaen"/>
       </a:minorFont>
     </a:fontScheme>
-    <a:fmtScheme name="Office">
+    <a:fmtScheme>
       <a:fillStyleLst>
         <a:solidFill>
           <a:schemeClr val="phClr"/>
         </a:solidFill>
-        <a:gradFill rotWithShape="1">
+        <a:gradFill>
           <a:gsLst>
             <a:gs pos="0">
               <a:schemeClr val="phClr">
                 <a:tint val="50000"/>
-                <a:satMod val="300000"/>
               </a:schemeClr>
             </a:gs>
             <a:gs pos="35000">
               <a:schemeClr val="phClr">
                 <a:tint val="37000"/>
-                <a:satMod val="300000"/>
               </a:schemeClr>
             </a:gs>
             <a:gs pos="100000">
               <a:schemeClr val="phClr">
                 <a:tint val="15000"/>
-                <a:satMod val="350000"/>
               </a:schemeClr>
             </a:gs>
           </a:gsLst>
           <a:lin ang="16200000" scaled="1"/>
+          <a:tileRect l="0" t="0" r="0" b="0"/>
         </a:gradFill>
-        <a:gradFill rotWithShape="1">
+        <a:gradFill>
           <a:gsLst>
             <a:gs pos="0">
               <a:schemeClr val="phClr">
                 <a:tint val="100000"/>
                 <a:shade val="100000"/>
-                <a:satMod val="130000"/>
               </a:schemeClr>
             </a:gs>
             <a:gs pos="100000">
               <a:schemeClr val="phClr">
                 <a:tint val="50000"/>
                 <a:shade val="100000"/>
-                <a:satMod val="350000"/>
               </a:schemeClr>
             </a:gs>
           </a:gsLst>
           <a:lin ang="16200000" scaled="0"/>
+          <a:tileRect l="0" t="0" r="0" b="0"/>
         </a:gradFill>
       </a:fillStyleLst>
       <a:lnStyleLst>
         <a:ln w="9525" cap="flat" cmpd="sng" algn="ctr">
-          <a:solidFill>
-            <a:schemeClr val="phClr">
-              <a:shade val="95000"/>
-              <a:satMod val="105000"/>
-            </a:schemeClr>
-          </a:solidFill>
           <a:prstDash val="solid"/>
         </a:ln>
         <a:ln w="25400" cap="flat" cmpd="sng" algn="ctr">
-          <a:solidFill>
-            <a:schemeClr val="phClr"/>
-          </a:solidFill>
           <a:prstDash val="solid"/>
         </a:ln>
         <a:ln w="38100" cap="flat" cmpd="sng" algn="ctr">
-          <a:solidFill>
-            <a:schemeClr val="phClr"/>
-          </a:solidFill>
           <a:prstDash val="solid"/>
         </a:ln>
       </a:lnStyleLst>
       <a:effectStyleLst>
         <a:effectStyle>
-          <a:effectLst>
-            <a:outerShdw blurRad="40000" dist="20000" dir="5400000" rotWithShape="0">
-              <a:srgbClr val="000000">
-                <a:alpha val="38000"/>
-              </a:srgbClr>
-            </a:outerShdw>
-          </a:effectLst>
+          <a:effectLst/>
         </a:effectStyle>
         <a:effectStyle>
-          <a:effectLst>
-            <a:outerShdw blurRad="40000" dist="23000" dir="5400000" rotWithShape="0">
-              <a:srgbClr val="000000">
-                <a:alpha val="35000"/>
-              </a:srgbClr>
-            </a:outerShdw>
-          </a:effectLst>
+          <a:effectLst/>
         </a:effectStyle>
         <a:effectStyle>
-          <a:effectLst>
-            <a:outerShdw blurRad="40000" dist="23000" dir="5400000" rotWithShape="0">
-              <a:srgbClr val="000000">
-                <a:alpha val="35000"/>
-              </a:srgbClr>
-            </a:outerShdw>
-          </a:effectLst>
-          <a:scene3d>
-            <a:camera prst="orthographicFront">
-              <a:rot lat="0" lon="0" rev="0"/>
-            </a:camera>
-            <a:lightRig rig="threePt" dir="t">
-              <a:rot lat="0" lon="0" rev="1200000"/>
-            </a:lightRig>
-          </a:scene3d>
-          <a:sp3d>
-            <a:bevelT w="63500" h="25400"/>
-          </a:sp3d>
+          <a:effectLst/>
         </a:effectStyle>
       </a:effectStyleLst>
       <a:bgFillStyleLst>
         <a:solidFill>
           <a:schemeClr val="phClr"/>
         </a:solidFill>
-        <a:gradFill rotWithShape="1">
+        <a:gradFill>
           <a:gsLst>
             <a:gs pos="0">
               <a:schemeClr val="phClr">
                 <a:tint val="40000"/>
-                <a:satMod val="350000"/>
               </a:schemeClr>
             </a:gs>
             <a:gs pos="40000">
               <a:schemeClr val="phClr">
                 <a:tint val="45000"/>
                 <a:shade val="99000"/>
-                <a:satMod val="350000"/>
               </a:schemeClr>
             </a:gs>
             <a:gs pos="100000">
               <a:schemeClr val="phClr">
                 <a:shade val="20000"/>
-                <a:satMod val="255000"/>
               </a:schemeClr>
             </a:gs>
           </a:gsLst>
           <a:path path="circle">
             <a:fillToRect l="50000" t="-80000" r="50000" b="180000"/>
           </a:path>
+          <a:tileRect l="0" t="0" r="0" b="0"/>
         </a:gradFill>
-        <a:gradFill rotWithShape="1">
+        <a:gradFill>
           <a:gsLst>
             <a:gs pos="0">
               <a:schemeClr val="phClr">
                 <a:tint val="80000"/>
-                <a:satMod val="300000"/>
               </a:schemeClr>
             </a:gs>
             <a:gs pos="100000">
               <a:schemeClr val="phClr">
                 <a:shade val="30000"/>
-                <a:satMod val="200000"/>
               </a:schemeClr>
             </a:gs>
           </a:gsLst>
           <a:path path="circle">
             <a:fillToRect l="50000" t="50000" r="50000" b="50000"/>
           </a:path>
+          <a:tileRect l="0" t="0" r="0" b="0"/>
         </a:gradFill>
       </a:bgFillStyleLst>
     </a:fmtScheme>
   </a:themeElements>
-  <a:objectDefaults>
-    <a:spDef>
-      <a:spPr/>
-      <a:bodyPr/>
-      <a:lstStyle/>
-      <a:style>
-        <a:lnRef idx="1">
-          <a:schemeClr val="accent1"/>
-        </a:lnRef>
-        <a:fillRef idx="3">
-          <a:schemeClr val="accent1"/>
-        </a:fillRef>
-        <a:effectRef idx="2">
-          <a:schemeClr val="accent1"/>
-        </a:effectRef>
-        <a:fontRef idx="minor">
-          <a:schemeClr val="lt1"/>
-        </a:fontRef>
-      </a:style>
-    </a:spDef>
-    <a:lnDef>
-      <a:spPr/>
-      <a:bodyPr/>
-      <a:lstStyle/>
-      <a:style>
-        <a:lnRef idx="2">
-          <a:schemeClr val="accent1"/>
-        </a:lnRef>
-        <a:fillRef idx="0">
-          <a:schemeClr val="accent1"/>
-        </a:fillRef>
-        <a:effectRef idx="1">
-          <a:schemeClr val="accent1"/>
-        </a:effectRef>
-        <a:fontRef idx="minor">
-          <a:schemeClr val="tx1"/>
-        </a:fontRef>
-      </a:style>
-    </a:lnDef>
-  </a:objectDefaults>
-  <a:extraClrSchemeLst/>
 </a:theme>
 </file>
 
 <file path=customXml/item1.xml><?xml version="1.0" encoding="utf-8"?>
+<?mso-contentType ?>
+<FormTemplates xmlns="http://schemas.microsoft.com/sharepoint/v3/contenttype/forms">
+  <Display>DocumentLibraryForm</Display>
+  <Edit>DocumentLibraryForm</Edit>
+  <New>DocumentLibraryForm</New>
+</FormTemplates>
+</file>
+
+<file path=customXml/item2.xml><?xml version="1.0" encoding="utf-8"?>
+<p:properties xmlns:p="http://schemas.microsoft.com/office/2006/metadata/properties" xmlns:xsi="http://www.w3.org/2001/XMLSchema-instance" xmlns:pc="http://schemas.microsoft.com/office/infopath/2007/PartnerControls">
+  <documentManagement>
+    <lcf76f155ced4ddcb4097134ff3c332f xmlns="e2dbd9ab-1eae-4a5d-a3a9-947e58ade220">
+      <Terms xmlns="http://schemas.microsoft.com/office/infopath/2007/PartnerControls"/>
+    </lcf76f155ced4ddcb4097134ff3c332f>
+    <TaxCatchAll xmlns="3a5e3f16-5c08-4abc-8e17-53ceb55eb97b" xsi:nil="true"/>
+  </documentManagement>
+</p:properties>
+</file>
+
+<file path=customXml/item3.xml><?xml version="1.0" encoding="utf-8"?>
 <ct:contentTypeSchema xmlns:ct="http://schemas.microsoft.com/office/2006/metadata/contentType" xmlns:ma="http://schemas.microsoft.com/office/2006/metadata/properties/metaAttributes" ct:_="" ma:_="" ma:contentTypeName="Document" ma:contentTypeID="0x0101001B242C2254191B48AA20E38621B4A5B3" ma:contentTypeVersion="15" ma:contentTypeDescription="Create a new document." ma:contentTypeScope="" ma:versionID="4b5e6ebe945cb2991b0c268d768948e5">
   <xsd:schema xmlns:xsd="http://www.w3.org/2001/XMLSchema" xmlns:xs="http://www.w3.org/2001/XMLSchema" xmlns:p="http://schemas.microsoft.com/office/2006/metadata/properties" xmlns:ns2="e2dbd9ab-1eae-4a5d-a3a9-947e58ade220" xmlns:ns3="3a5e3f16-5c08-4abc-8e17-53ceb55eb97b" targetNamespace="http://schemas.microsoft.com/office/2006/metadata/properties" ma:root="true" ma:fieldsID="6c3374de499179bdf0916c7f1fb935f0" ns2:_="" ns3:_="">
     <xsd:import namespace="e2dbd9ab-1eae-4a5d-a3a9-947e58ade220"/>
@@ -2568,27 +2596,26 @@
 </ct:contentTypeSchema>
 </file>
 
-<file path=customXml/item2.xml><?xml version="1.0" encoding="utf-8"?>
-<p:properties xmlns:p="http://schemas.microsoft.com/office/2006/metadata/properties" xmlns:xsi="http://www.w3.org/2001/XMLSchema-instance" xmlns:pc="http://schemas.microsoft.com/office/infopath/2007/PartnerControls">
-  <documentManagement>
-    <lcf76f155ced4ddcb4097134ff3c332f xmlns="e2dbd9ab-1eae-4a5d-a3a9-947e58ade220">
-      <Terms xmlns="http://schemas.microsoft.com/office/infopath/2007/PartnerControls"/>
-    </lcf76f155ced4ddcb4097134ff3c332f>
-    <TaxCatchAll xmlns="3a5e3f16-5c08-4abc-8e17-53ceb55eb97b" xsi:nil="true"/>
-  </documentManagement>
-</p:properties>
+<file path=customXml/itemProps1.xml><?xml version="1.0" encoding="utf-8"?>
+<ds:datastoreItem xmlns:ds="http://schemas.openxmlformats.org/officeDocument/2006/customXml" ds:itemID="{9B78E9E6-7DA0-4956-9795-1C7C61DEB700}">
+  <ds:schemaRefs>
+    <ds:schemaRef ds:uri="http://schemas.microsoft.com/sharepoint/v3/contenttype/forms"/>
+  </ds:schemaRefs>
+</ds:datastoreItem>
 </file>
 
-<file path=customXml/item3.xml><?xml version="1.0" encoding="utf-8"?>
-<?mso-contentType ?>
-<FormTemplates xmlns="http://schemas.microsoft.com/sharepoint/v3/contenttype/forms">
-  <Display>DocumentLibraryForm</Display>
-  <Edit>DocumentLibraryForm</Edit>
-  <New>DocumentLibraryForm</New>
-</FormTemplates>
+<file path=customXml/itemProps2.xml><?xml version="1.0" encoding="utf-8"?>
+<ds:datastoreItem xmlns:ds="http://schemas.openxmlformats.org/officeDocument/2006/customXml" ds:itemID="{EE74287A-D009-4162-A051-35330121D398}">
+  <ds:schemaRefs>
+    <ds:schemaRef ds:uri="http://schemas.microsoft.com/office/2006/metadata/properties"/>
+    <ds:schemaRef ds:uri="http://schemas.microsoft.com/office/infopath/2007/PartnerControls"/>
+    <ds:schemaRef ds:uri="e2dbd9ab-1eae-4a5d-a3a9-947e58ade220"/>
+    <ds:schemaRef ds:uri="3a5e3f16-5c08-4abc-8e17-53ceb55eb97b"/>
+  </ds:schemaRefs>
+</ds:datastoreItem>
 </file>
 
-<file path=customXml/itemProps1.xml><?xml version="1.0" encoding="utf-8"?>
+<file path=customXml/itemProps3.xml><?xml version="1.0" encoding="utf-8"?>
 <ds:datastoreItem xmlns:ds="http://schemas.openxmlformats.org/officeDocument/2006/customXml" ds:itemID="{36F3AB3F-F000-41EE-AB15-E2A7C7E29D16}">
   <ds:schemaRefs>
     <ds:schemaRef ds:uri="http://schemas.microsoft.com/office/2006/metadata/contentType"/>
@@ -2605,23 +2632,4 @@
     <ds:schemaRef ds:uri="http://schemas.microsoft.com/internal/obd"/>
   </ds:schemaRefs>
 </ds:datastoreItem>
-</file>
-
-<file path=customXml/itemProps2.xml><?xml version="1.0" encoding="utf-8"?>
-<ds:datastoreItem xmlns:ds="http://schemas.openxmlformats.org/officeDocument/2006/customXml" ds:itemID="{EE74287A-D009-4162-A051-35330121D398}">
-  <ds:schemaRefs>
-    <ds:schemaRef ds:uri="http://schemas.microsoft.com/office/2006/metadata/properties"/>
-    <ds:schemaRef ds:uri="http://schemas.microsoft.com/office/infopath/2007/PartnerControls"/>
-    <ds:schemaRef ds:uri="e2dbd9ab-1eae-4a5d-a3a9-947e58ade220"/>
-    <ds:schemaRef ds:uri="3a5e3f16-5c08-4abc-8e17-53ceb55eb97b"/>
-  </ds:schemaRefs>
-</ds:datastoreItem>
-</file>
-
-<file path=customXml/itemProps3.xml><?xml version="1.0" encoding="utf-8"?>
-<ds:datastoreItem xmlns:ds="http://schemas.openxmlformats.org/officeDocument/2006/customXml" ds:itemID="{9B78E9E6-7DA0-4956-9795-1C7C61DEB700}">
-  <ds:schemaRefs>
-    <ds:schemaRef ds:uri="http://schemas.microsoft.com/sharepoint/v3/contenttype/forms"/>
-  </ds:schemaRefs>
-</ds:datastoreItem>
 </file>